--- a/svoyo-delo/대본/6부/09화_Otkaz.docx
+++ b/svoyo-delo/대본/6부/09화_Otkaz.docx
@@ -541,7 +541,7 @@
         <w:t xml:space="preserve"> </w:t>
       </w:r>
       <w:r>
-        <w:t xml:space="preserve">- 규칙: 지문 없음. 전 화 100% 「화자명: 대사」. 1턴 18단어 이내 + 긴 턴 10~15회(30~55단어). 문법 초점(B2+): отказываться от + 생격(от обоих; от десяти миллионов), 가정법(никто бы не узнал; неловко было бы, если бы…), 형동사(не прошедшая регистрацию), 비교(раньше, чем…).</w:t>
+        <w:t xml:space="preserve">- 규칙: 지문 없음. 전 화 100% 「화자명: 대사」. 1턴 24단어 이내 + 긴 턴 10~15회(35~60단어). 문법 초점(B2+): отказываться от + 생격(от обоих; от десяти миллионов), 가정법(никто бы не узнал; неловко было бы, если бы…), 형동사(не прошедшая регистрацию), 비교(раньше, чем…).</w:t>
       </w:r>
       <w:r>
         <w:t xml:space="preserve"> </w:t>
@@ -725,119 +725,119 @@
         <w:pStyle w:val="FirstParagraph"/>
       </w:pPr>
       <w:r>
-        <w:t xml:space="preserve">OLGA: Зайцев на связи. Кирилл здесь. Ирина здесь. Звоните. На громкой.</w:t>
-      </w:r>
-    </w:p>
-    <w:p>
-      <w:pPr>
-        <w:pStyle w:val="BodyText"/>
-      </w:pPr>
-      <w:r>
-        <w:t xml:space="preserve">ALEKSEY: Глеб Викторович? Воронцов. Пятница. Как обещал.</w:t>
-      </w:r>
-    </w:p>
-    <w:p>
-      <w:pPr>
-        <w:pStyle w:val="BodyText"/>
-      </w:pPr>
-      <w:r>
-        <w:t xml:space="preserve">GLEB: Алексей Николаевич. Я ждал. Ну что? Первый вариант или второй?</w:t>
-      </w:r>
-    </w:p>
-    <w:p>
-      <w:pPr>
-        <w:pStyle w:val="BodyText"/>
-      </w:pPr>
-      <w:r>
-        <w:t xml:space="preserve">ALEKSEY: Ни первый, ни второй. Мы отказываемся. От обоих. Письменно — сегодня.</w:t>
-      </w:r>
-    </w:p>
-    <w:p>
-      <w:pPr>
-        <w:pStyle w:val="BodyText"/>
-      </w:pPr>
-      <w:r>
-        <w:t xml:space="preserve">GLEB: Письменно. Как торжественно. Вы понимаете, от чего отказываетесь?</w:t>
-      </w:r>
-    </w:p>
-    <w:p>
-      <w:pPr>
-        <w:pStyle w:val="BodyText"/>
-      </w:pPr>
-      <w:r>
-        <w:t xml:space="preserve">ALEKSEY: Понимаем. От десяти миллионов. И от Твери.</w:t>
-      </w:r>
-    </w:p>
-    <w:p>
-      <w:pPr>
-        <w:pStyle w:val="BodyText"/>
-      </w:pPr>
-      <w:r>
-        <w:t xml:space="preserve">GLEB: Тверь — не моя. Клиника покупала у многих. Докажите.</w:t>
-      </w:r>
-    </w:p>
-    <w:p>
-      <w:pPr>
-        <w:pStyle w:val="BodyText"/>
-      </w:pPr>
-      <w:r>
-        <w:t xml:space="preserve">ZAYTSEV: Артём Зайцев, юрист компании. Доказывать будем не мы, Глеб Викторович. Сегодня утром в Росздравнадзор ушло заявление. Уже не «неустановленное лицо». С вашим именем, с фотографиями, с актом и свидетелем. И ваша коробка. Все десять шприцев, нетронутые.</w:t>
-      </w:r>
-    </w:p>
-    <w:p>
-      <w:pPr>
-        <w:pStyle w:val="BodyText"/>
-      </w:pPr>
-      <w:r>
-        <w:t xml:space="preserve">GLEB: С моим именем. Смело. Вы знаете, сколько стоит смелость в мае?</w:t>
-      </w:r>
-    </w:p>
-    <w:p>
-      <w:pPr>
-        <w:pStyle w:val="BodyText"/>
-      </w:pPr>
-      <w:r>
-        <w:t xml:space="preserve">IRINA: Знаем. Посчитали. Вы же сами сказали: я считаю лучше всех.</w:t>
-      </w:r>
-    </w:p>
-    <w:p>
-      <w:pPr>
-        <w:pStyle w:val="BodyText"/>
-      </w:pPr>
-      <w:r>
-        <w:t xml:space="preserve">GLEB: Я сказал — лучше Шершнёва. Не лучше всех. Ладно. Удачи вам, Воронцов. Она вам нужна.</w:t>
-      </w:r>
-    </w:p>
-    <w:p>
-      <w:pPr>
-        <w:pStyle w:val="BodyText"/>
-      </w:pPr>
-      <w:r>
-        <w:t xml:space="preserve">ALEKSEY: Спасибо. И ещё одно. Мои люди. Не звоните им. Ни Жене, ни другим.</w:t>
-      </w:r>
-    </w:p>
-    <w:p>
-      <w:pPr>
-        <w:pStyle w:val="BodyText"/>
-      </w:pPr>
-      <w:r>
-        <w:t xml:space="preserve">GLEB: Я звоню тем, кто боится. Перестаньте их пугать — я перестану звонить.</w:t>
-      </w:r>
-    </w:p>
-    <w:p>
-      <w:pPr>
-        <w:pStyle w:val="BodyText"/>
-      </w:pPr>
-      <w:r>
-        <w:t xml:space="preserve">OLGA: Положил трубку. Последнее слово — его. Он любит последнее слово.</w:t>
-      </w:r>
-    </w:p>
-    <w:p>
-      <w:pPr>
-        <w:pStyle w:val="BodyText"/>
-      </w:pPr>
-      <w:r>
-        <w:t xml:space="preserve">KIRILL: Пусть. Последнее слово — не последнее дело.</w:t>
+        <w:t xml:space="preserve">OLGA: Зайцев на связи, Кирилл и Ирина здесь. Можете звонить, только включите громкую связь.</w:t>
+      </w:r>
+    </w:p>
+    <w:p>
+      <w:pPr>
+        <w:pStyle w:val="BodyText"/>
+      </w:pPr>
+      <w:r>
+        <w:t xml:space="preserve">ALEKSEY: Глеб Викторович? Это Воронцов. Сегодня пятница, и я звоню, как обещал.</w:t>
+      </w:r>
+    </w:p>
+    <w:p>
+      <w:pPr>
+        <w:pStyle w:val="BodyText"/>
+      </w:pPr>
+      <w:r>
+        <w:t xml:space="preserve">GLEB: Алексей Николаевич, я ждал. Ну что? Вы выбрали первый вариант или второй?</w:t>
+      </w:r>
+    </w:p>
+    <w:p>
+      <w:pPr>
+        <w:pStyle w:val="BodyText"/>
+      </w:pPr>
+      <w:r>
+        <w:t xml:space="preserve">ALEKSEY: Ни первый, ни второй. Мы отказываемся от обоих. Письменно — сегодня.</w:t>
+      </w:r>
+    </w:p>
+    <w:p>
+      <w:pPr>
+        <w:pStyle w:val="BodyText"/>
+      </w:pPr>
+      <w:r>
+        <w:t xml:space="preserve">GLEB: Письменно — как торжественно. А вы понимаете, от чего именно отказываетесь?</w:t>
+      </w:r>
+    </w:p>
+    <w:p>
+      <w:pPr>
+        <w:pStyle w:val="BodyText"/>
+      </w:pPr>
+      <w:r>
+        <w:t xml:space="preserve">ALEKSEY: Понимаем: от десяти миллионов. И от Твери тоже.</w:t>
+      </w:r>
+    </w:p>
+    <w:p>
+      <w:pPr>
+        <w:pStyle w:val="BodyText"/>
+      </w:pPr>
+      <w:r>
+        <w:t xml:space="preserve">GLEB: Тверь не моя, клиника покупала у многих. Сначала докажите, а потом говорите.</w:t>
+      </w:r>
+    </w:p>
+    <w:p>
+      <w:pPr>
+        <w:pStyle w:val="BodyText"/>
+      </w:pPr>
+      <w:r>
+        <w:t xml:space="preserve">ZAYTSEV: Артём Зайцев, юрист компании. Доказывать будем не мы, Глеб Викторович. Сегодня утром в Росздравнадзор ушло заявление, и там уже не «неустановленное лицо», а ваше имя, фотографии, акт и свидетель. И ваша коробка — все десять шприцев, нетронутые.</w:t>
+      </w:r>
+    </w:p>
+    <w:p>
+      <w:pPr>
+        <w:pStyle w:val="BodyText"/>
+      </w:pPr>
+      <w:r>
+        <w:t xml:space="preserve">GLEB: С моим именем? Смело. А вы знаете, сколько стоит смелость в мае?</w:t>
+      </w:r>
+    </w:p>
+    <w:p>
+      <w:pPr>
+        <w:pStyle w:val="BodyText"/>
+      </w:pPr>
+      <w:r>
+        <w:t xml:space="preserve">IRINA: Знаем, мы посчитали. Вы ведь сами сказали, что я считаю лучше всех.</w:t>
+      </w:r>
+    </w:p>
+    <w:p>
+      <w:pPr>
+        <w:pStyle w:val="BodyText"/>
+      </w:pPr>
+      <w:r>
+        <w:t xml:space="preserve">GLEB: Я сказал — лучше Шершнёва, а не лучше всех. Ладно. Удачи вам, Воронцов, она вам понадобится.</w:t>
+      </w:r>
+    </w:p>
+    <w:p>
+      <w:pPr>
+        <w:pStyle w:val="BodyText"/>
+      </w:pPr>
+      <w:r>
+        <w:t xml:space="preserve">ALEKSEY: Спасибо. И ещё одно: не звоните моим людям — ни Жене, ни другим.</w:t>
+      </w:r>
+    </w:p>
+    <w:p>
+      <w:pPr>
+        <w:pStyle w:val="BodyText"/>
+      </w:pPr>
+      <w:r>
+        <w:t xml:space="preserve">GLEB: Я звоню тем, кто боится. Перестаньте их пугать, и я перестану звонить.</w:t>
+      </w:r>
+    </w:p>
+    <w:p>
+      <w:pPr>
+        <w:pStyle w:val="BodyText"/>
+      </w:pPr>
+      <w:r>
+        <w:t xml:space="preserve">OLGA: Он положил трубку, и последнее слово осталось за ним. Он вообще любит последнее слово.</w:t>
+      </w:r>
+    </w:p>
+    <w:p>
+      <w:pPr>
+        <w:pStyle w:val="BodyText"/>
+      </w:pPr>
+      <w:r>
+        <w:t xml:space="preserve">KIRILL: Пусть. Последнее слово — это ещё не последнее дело.</w:t>
       </w:r>
     </w:p>
     <w:bookmarkEnd w:id="21"/>
@@ -855,183 +855,183 @@
         <w:pStyle w:val="FirstParagraph"/>
       </w:pPr>
       <w:r>
-        <w:t xml:space="preserve">DOYUN: Лёша, все на связи. Президент Юн. Хан Джису, юрист. Я перевожу. Говори.</w:t>
-      </w:r>
-    </w:p>
-    <w:p>
-      <w:pPr>
-        <w:pStyle w:val="BodyText"/>
-      </w:pPr>
-      <w:r>
-        <w:t xml:space="preserve">ALEKSEY: Господин президент. Я должен рассказать вам то, что вам будет неприятно слышать.</w:t>
-      </w:r>
-    </w:p>
-    <w:p>
-      <w:pPr>
-        <w:pStyle w:val="BodyText"/>
-      </w:pPr>
-      <w:r>
-        <w:t xml:space="preserve">YUN: Говорите. Неприятное лучше слышать рано.</w:t>
-      </w:r>
-    </w:p>
-    <w:p>
-      <w:pPr>
-        <w:pStyle w:val="BodyText"/>
-      </w:pPr>
-      <w:r>
-        <w:t xml:space="preserve">ALEKSEY: Неделю назад нам предложили продавать незарегистрированный китайский гель. С вашей наклейкой. С нашими кодами. Девятьсот рублей себестоимость. Восемнадцать миллионов в месяц. Мы отказались. Сегодня — письменно. Коробка с образцами — у нашего юриста. Заявление — в Росздравнадзоре.</w:t>
-      </w:r>
-    </w:p>
-    <w:p>
-      <w:pPr>
-        <w:pStyle w:val="BodyText"/>
-      </w:pPr>
-      <w:r>
-        <w:t xml:space="preserve">DOYUN: Президент молчит. Подожди. Он записывает.</w:t>
-      </w:r>
-    </w:p>
-    <w:p>
-      <w:pPr>
-        <w:pStyle w:val="BodyText"/>
-      </w:pPr>
-      <w:r>
-        <w:t xml:space="preserve">YUN: Я записал. Хан Джису, ваш вопрос.</w:t>
-      </w:r>
-    </w:p>
-    <w:p>
-      <w:pPr>
-        <w:pStyle w:val="BodyText"/>
-      </w:pPr>
-      <w:r>
-        <w:t xml:space="preserve">HAN: Хан Джису. Вопрос. Наклейка была настоящая? Наш дизайн? Наш шрифт?</w:t>
-      </w:r>
-    </w:p>
-    <w:p>
-      <w:pPr>
-        <w:pStyle w:val="BodyText"/>
-      </w:pPr>
-      <w:r>
-        <w:t xml:space="preserve">OLGA: Почти. Есть фотографии. Шрифт другой. Логотип — чуть шире. Код — наш формат, но номера несуществующие.</w:t>
-      </w:r>
-    </w:p>
-    <w:p>
-      <w:pPr>
-        <w:pStyle w:val="BodyText"/>
-      </w:pPr>
-      <w:r>
-        <w:t xml:space="preserve">HAN: Пришлите фотографии сегодня. И, если можно, номер партии с коробки. Наш завод проверит, откуда утечка дизайна.</w:t>
-      </w:r>
-    </w:p>
-    <w:p>
-      <w:pPr>
-        <w:pStyle w:val="BodyText"/>
-      </w:pPr>
-      <w:r>
-        <w:t xml:space="preserve">ZAYTSEV: Коробку мы не можем отдать. Это доказательство. Фотографии и номера — пришлём через час.</w:t>
-      </w:r>
-    </w:p>
-    <w:p>
-      <w:pPr>
-        <w:pStyle w:val="BodyText"/>
-      </w:pPr>
-      <w:r>
-        <w:t xml:space="preserve">YUN: Воронцов. Почему вы мне это рассказываете?</w:t>
-      </w:r>
-    </w:p>
-    <w:p>
-      <w:pPr>
-        <w:pStyle w:val="BodyText"/>
-      </w:pPr>
-      <w:r>
-        <w:t xml:space="preserve">ALEKSEY: Потому что это ваше имя, господин президент.</w:t>
-      </w:r>
-    </w:p>
-    <w:p>
-      <w:pPr>
-        <w:pStyle w:val="BodyText"/>
-      </w:pPr>
-      <w:r>
-        <w:t xml:space="preserve">YUN: Вы отказались. Дело закрыто. Вы могли не говорить. Никто бы не узнал.</w:t>
-      </w:r>
-    </w:p>
-    <w:p>
-      <w:pPr>
-        <w:pStyle w:val="BodyText"/>
-      </w:pPr>
-      <w:r>
-        <w:t xml:space="preserve">ALEKSEY: Он придёт к другим. Обязательно. С вашей наклейкой. Если не мы — значит, кто-то другой, в другом городе, в другой стране. Вы должны знать об этом раньше, чем пациентка в Твери. Раньше, чем журналисты. Раньше, чем суд. Это ваше право.</w:t>
-      </w:r>
-    </w:p>
-    <w:p>
-      <w:pPr>
-        <w:pStyle w:val="BodyText"/>
-      </w:pPr>
-      <w:r>
-        <w:t xml:space="preserve">YUN: Сколько он предлагал? Точно.</w:t>
-      </w:r>
-    </w:p>
-    <w:p>
-      <w:pPr>
-        <w:pStyle w:val="BodyText"/>
-      </w:pPr>
-      <w:r>
-        <w:t xml:space="preserve">IRINA: Первое — разница восемнадцать миллионов в месяц. Второе — десять сразу и два в месяц.</w:t>
-      </w:r>
-    </w:p>
-    <w:p>
-      <w:pPr>
-        <w:pStyle w:val="BodyText"/>
-      </w:pPr>
-      <w:r>
-        <w:t xml:space="preserve">YUN: Десять миллионов. Это почти ваша дыра от курса. Я видел ваши цифры.</w:t>
-      </w:r>
-    </w:p>
-    <w:p>
-      <w:pPr>
-        <w:pStyle w:val="BodyText"/>
-      </w:pPr>
-      <w:r>
-        <w:t xml:space="preserve">IRINA: Не почти. Полностью. Ещё и оставалось.</w:t>
-      </w:r>
-    </w:p>
-    <w:p>
-      <w:pPr>
-        <w:pStyle w:val="BodyText"/>
-      </w:pPr>
-      <w:r>
-        <w:t xml:space="preserve">YUN: И вы отказались. Все?</w:t>
-      </w:r>
-    </w:p>
-    <w:p>
-      <w:pPr>
-        <w:pStyle w:val="BodyText"/>
-      </w:pPr>
-      <w:r>
-        <w:t xml:space="preserve">ALEKSEY: Нет. Не все. Один наш менеджер был против. Официально. Это записано в протоколе.</w:t>
-      </w:r>
-    </w:p>
-    <w:p>
-      <w:pPr>
-        <w:pStyle w:val="BodyText"/>
-      </w:pPr>
-      <w:r>
-        <w:t xml:space="preserve">KIRILL: Это я. Кирилл Сомов. Я был против отказа. Можно, я объясню?</w:t>
-      </w:r>
-    </w:p>
-    <w:p>
-      <w:pPr>
-        <w:pStyle w:val="BodyText"/>
-      </w:pPr>
-      <w:r>
-        <w:t xml:space="preserve">YUN: Объясните.</w:t>
-      </w:r>
-    </w:p>
-    <w:p>
-      <w:pPr>
-        <w:pStyle w:val="BodyText"/>
-      </w:pPr>
-      <w:r>
-        <w:t xml:space="preserve">KIRILL: Я не хотел наклеек. Никогда. Я хотел, чтобы в мае не уволили пятнадцать человек. Я их знаю по именам. Я думал, второе предложение — законное. Консультация, договор, юристы. Я ошибался про закон. Ольга Петровна мне объяснила. Но я не ошибался про людей. Им страшно. И мне тоже.</w:t>
+        <w:t xml:space="preserve">DOYUN: Лёша, все на связи: президент Юн и наш юрист Хан Джису. Я перевожу, так что говори.</w:t>
+      </w:r>
+    </w:p>
+    <w:p>
+      <w:pPr>
+        <w:pStyle w:val="BodyText"/>
+      </w:pPr>
+      <w:r>
+        <w:t xml:space="preserve">ALEKSEY: Господин президент, я должен рассказать вам то, что вам будет неприятно слышать.</w:t>
+      </w:r>
+    </w:p>
+    <w:p>
+      <w:pPr>
+        <w:pStyle w:val="BodyText"/>
+      </w:pPr>
+      <w:r>
+        <w:t xml:space="preserve">YUN: Говорите. Неприятное лучше слышать рано, чем поздно.</w:t>
+      </w:r>
+    </w:p>
+    <w:p>
+      <w:pPr>
+        <w:pStyle w:val="BodyText"/>
+      </w:pPr>
+      <w:r>
+        <w:t xml:space="preserve">ALEKSEY: Неделю назад нам предложили продавать незарегистрированный китайский гель с вашей наклейкой и с нашими кодами. Себестоимость — девятьсот рублей, а выгода — восемнадцать миллионов в месяц. Мы отказались, и сегодня — письменно. Коробка с образцами лежит у нашего юриста, а заявление уже в Росздравнадзоре.</w:t>
+      </w:r>
+    </w:p>
+    <w:p>
+      <w:pPr>
+        <w:pStyle w:val="BodyText"/>
+      </w:pPr>
+      <w:r>
+        <w:t xml:space="preserve">DOYUN: Президент молчит. Подожди минуту, он что-то записывает.</w:t>
+      </w:r>
+    </w:p>
+    <w:p>
+      <w:pPr>
+        <w:pStyle w:val="BodyText"/>
+      </w:pPr>
+      <w:r>
+        <w:t xml:space="preserve">YUN: Я записал. Хан Джису, задавайте ваш вопрос.</w:t>
+      </w:r>
+    </w:p>
+    <w:p>
+      <w:pPr>
+        <w:pStyle w:val="BodyText"/>
+      </w:pPr>
+      <w:r>
+        <w:t xml:space="preserve">HAN: Хан Джису. У меня вопрос: наклейка была настоящая? Наш дизайн, наш шрифт?</w:t>
+      </w:r>
+    </w:p>
+    <w:p>
+      <w:pPr>
+        <w:pStyle w:val="BodyText"/>
+      </w:pPr>
+      <w:r>
+        <w:t xml:space="preserve">OLGA: Почти, у нас есть фотографии. Шрифт другой, логотип чуть шире, а код в нашем формате, но с несуществующими номерами.</w:t>
+      </w:r>
+    </w:p>
+    <w:p>
+      <w:pPr>
+        <w:pStyle w:val="BodyText"/>
+      </w:pPr>
+      <w:r>
+        <w:t xml:space="preserve">HAN: Пришлите фотографии сегодня и, если можно, номер партии с коробки. Наш завод проверит, откуда утёк дизайн.</w:t>
+      </w:r>
+    </w:p>
+    <w:p>
+      <w:pPr>
+        <w:pStyle w:val="BodyText"/>
+      </w:pPr>
+      <w:r>
+        <w:t xml:space="preserve">ZAYTSEV: Коробку мы отдать не можем, потому что это доказательство. А фотографии и номера пришлём через час.</w:t>
+      </w:r>
+    </w:p>
+    <w:p>
+      <w:pPr>
+        <w:pStyle w:val="BodyText"/>
+      </w:pPr>
+      <w:r>
+        <w:t xml:space="preserve">YUN: Воронцов, почему вы рассказываете мне всё это?</w:t>
+      </w:r>
+    </w:p>
+    <w:p>
+      <w:pPr>
+        <w:pStyle w:val="BodyText"/>
+      </w:pPr>
+      <w:r>
+        <w:t xml:space="preserve">ALEKSEY: Потому что это ваше имя, господин президент, и вы должны о нём знать.</w:t>
+      </w:r>
+    </w:p>
+    <w:p>
+      <w:pPr>
+        <w:pStyle w:val="BodyText"/>
+      </w:pPr>
+      <w:r>
+        <w:t xml:space="preserve">YUN: Вы отказались, и дело закрыто. Вы могли бы мне не говорить, и никто бы не узнал.</w:t>
+      </w:r>
+    </w:p>
+    <w:p>
+      <w:pPr>
+        <w:pStyle w:val="BodyText"/>
+      </w:pPr>
+      <w:r>
+        <w:t xml:space="preserve">ALEKSEY: Он обязательно придёт к другим, с вашей наклейкой. Если не мы — значит, кто-то другой, в другом городе, в другой стране. Вы должны знать об этом раньше, чем пациентка в Твери. Раньше, чем журналисты. Раньше, чем суд. Это ваше право, и я не могу его у вас отнять.</w:t>
+      </w:r>
+    </w:p>
+    <w:p>
+      <w:pPr>
+        <w:pStyle w:val="BodyText"/>
+      </w:pPr>
+      <w:r>
+        <w:t xml:space="preserve">YUN: Сколько он вам предлагал? Мне нужно знать точно.</w:t>
+      </w:r>
+    </w:p>
+    <w:p>
+      <w:pPr>
+        <w:pStyle w:val="BodyText"/>
+      </w:pPr>
+      <w:r>
+        <w:t xml:space="preserve">IRINA: По первому варианту разница составляла восемнадцать миллионов в месяц, а по второму — десять сразу и потом по два в месяц.</w:t>
+      </w:r>
+    </w:p>
+    <w:p>
+      <w:pPr>
+        <w:pStyle w:val="BodyText"/>
+      </w:pPr>
+      <w:r>
+        <w:t xml:space="preserve">YUN: Десять миллионов — это почти вся ваша дыра от курса. Я видел ваши цифры.</w:t>
+      </w:r>
+    </w:p>
+    <w:p>
+      <w:pPr>
+        <w:pStyle w:val="BodyText"/>
+      </w:pPr>
+      <w:r>
+        <w:t xml:space="preserve">IRINA: Не почти, а полностью, и ещё бы осталось.</w:t>
+      </w:r>
+    </w:p>
+    <w:p>
+      <w:pPr>
+        <w:pStyle w:val="BodyText"/>
+      </w:pPr>
+      <w:r>
+        <w:t xml:space="preserve">YUN: И вы всё равно отказались. Все до одного?</w:t>
+      </w:r>
+    </w:p>
+    <w:p>
+      <w:pPr>
+        <w:pStyle w:val="BodyText"/>
+      </w:pPr>
+      <w:r>
+        <w:t xml:space="preserve">ALEKSEY: Нет, не все. Один наш менеджер был против, официально, и это записано в протоколе.</w:t>
+      </w:r>
+    </w:p>
+    <w:p>
+      <w:pPr>
+        <w:pStyle w:val="BodyText"/>
+      </w:pPr>
+      <w:r>
+        <w:t xml:space="preserve">KIRILL: Это я, Кирилл Сомов. Я был против отказа. Можно, я объясню почему?</w:t>
+      </w:r>
+    </w:p>
+    <w:p>
+      <w:pPr>
+        <w:pStyle w:val="BodyText"/>
+      </w:pPr>
+      <w:r>
+        <w:t xml:space="preserve">YUN: Объясните, пожалуйста. Я хочу услышать это от вас самого, а не из протокола.</w:t>
+      </w:r>
+    </w:p>
+    <w:p>
+      <w:pPr>
+        <w:pStyle w:val="BodyText"/>
+      </w:pPr>
+      <w:r>
+        <w:t xml:space="preserve">KIRILL: Я никогда не хотел наклеек. Я хотел, чтобы в мае не уволили пятнадцать человек, которых я знаю по именам. Я думал, что второе предложение законное: консультация, договор, юристы. Про закон я ошибался, Ольга Петровна мне всё объяснила. Но про людей я не ошибался: им страшно. И мне тоже страшно.</w:t>
       </w:r>
     </w:p>
     <w:p>
@@ -1055,23 +1055,23 @@
         <w:pStyle w:val="BodyText"/>
       </w:pPr>
       <w:r>
-        <w:t xml:space="preserve">YUN: Хорошо. Это честный ответ. Я тридцать лет вижу протоколы, где все «за». Такие протоколы врут.</w:t>
-      </w:r>
-    </w:p>
-    <w:p>
-      <w:pPr>
-        <w:pStyle w:val="BodyText"/>
-      </w:pPr>
-      <w:r>
-        <w:t xml:space="preserve">HAN: Господин Воронцов, ещё вопрос. Юридический. Вы будете называть «Седжин» в заявлении?</w:t>
-      </w:r>
-    </w:p>
-    <w:p>
-      <w:pPr>
-        <w:pStyle w:val="BodyText"/>
-      </w:pPr>
-      <w:r>
-        <w:t xml:space="preserve">OLGA: Уже назвали. Как пострадавшую сторону. Товарный знак. Это даёт вам право присоединиться.</w:t>
+        <w:t xml:space="preserve">YUN: Хорошо, это честный ответ. Тридцать лет я вижу протоколы, где все «за», и такие протоколы врут.</w:t>
+      </w:r>
+    </w:p>
+    <w:p>
+      <w:pPr>
+        <w:pStyle w:val="BodyText"/>
+      </w:pPr>
+      <w:r>
+        <w:t xml:space="preserve">HAN: Господин Воронцов, ещё один вопрос, юридический. Вы будете называть «Седжин» в заявлении?</w:t>
+      </w:r>
+    </w:p>
+    <w:p>
+      <w:pPr>
+        <w:pStyle w:val="BodyText"/>
+      </w:pPr>
+      <w:r>
+        <w:t xml:space="preserve">OLGA: Уже назвали, как пострадавшую сторону, владельца товарного знака. Это даёт вам право присоединиться к делу.</w:t>
       </w:r>
     </w:p>
     <w:p>
@@ -1087,47 +1087,47 @@
         <w:pStyle w:val="BodyText"/>
       </w:pPr>
       <w:r>
-        <w:t xml:space="preserve">YUN: Воронцов. Последнее. Я не скажу «спасибо» сегодня.</w:t>
-      </w:r>
-    </w:p>
-    <w:p>
-      <w:pPr>
-        <w:pStyle w:val="BodyText"/>
-      </w:pPr>
-      <w:r>
-        <w:t xml:space="preserve">ALEKSEY: Я не прошу «спасибо», господин президент.</w:t>
-      </w:r>
-    </w:p>
-    <w:p>
-      <w:pPr>
-        <w:pStyle w:val="BodyText"/>
-      </w:pPr>
-      <w:r>
-        <w:t xml:space="preserve">YUN: Я знаю. Поэтому и не скажу. Сначала я проверю завод. Потом скажу. Если будет за что.</w:t>
-      </w:r>
-    </w:p>
-    <w:p>
-      <w:pPr>
-        <w:pStyle w:val="BodyText"/>
-      </w:pPr>
-      <w:r>
-        <w:t xml:space="preserve">DOYUN: Президент отключился. Лёша… он встал из-за стола. Я такого не видел. Он пошёл в цех. Сам.</w:t>
-      </w:r>
-    </w:p>
-    <w:p>
-      <w:pPr>
-        <w:pStyle w:val="BodyText"/>
-      </w:pPr>
-      <w:r>
-        <w:t xml:space="preserve">ALEKSEY: В цех? Сейчас? У вас же конец дня.</w:t>
-      </w:r>
-    </w:p>
-    <w:p>
-      <w:pPr>
-        <w:pStyle w:val="BodyText"/>
-      </w:pPr>
-      <w:r>
-        <w:t xml:space="preserve">DOYUN: Конец дня. Он сказал Хан Джису: «Принесите мне все дизайны наклеек за пять лет». И ушёл.</w:t>
+        <w:t xml:space="preserve">YUN: Воронцов, и последнее. Сегодня я не скажу вам «спасибо».</w:t>
+      </w:r>
+    </w:p>
+    <w:p>
+      <w:pPr>
+        <w:pStyle w:val="BodyText"/>
+      </w:pPr>
+      <w:r>
+        <w:t xml:space="preserve">ALEKSEY: Я и не прошу «спасибо», господин президент.</w:t>
+      </w:r>
+    </w:p>
+    <w:p>
+      <w:pPr>
+        <w:pStyle w:val="BodyText"/>
+      </w:pPr>
+      <w:r>
+        <w:t xml:space="preserve">YUN: Я знаю, поэтому и не скажу. Сначала я проверю завод, а потом скажу, если будет за что.</w:t>
+      </w:r>
+    </w:p>
+    <w:p>
+      <w:pPr>
+        <w:pStyle w:val="BodyText"/>
+      </w:pPr>
+      <w:r>
+        <w:t xml:space="preserve">DOYUN: Президент отключился. Лёша… он встал из-за стола, такого я ещё не видел. Он пошёл в цех сам.</w:t>
+      </w:r>
+    </w:p>
+    <w:p>
+      <w:pPr>
+        <w:pStyle w:val="BodyText"/>
+      </w:pPr>
+      <w:r>
+        <w:t xml:space="preserve">ALEKSEY: В цех? Прямо сейчас? Но у вас же конец рабочего дня.</w:t>
+      </w:r>
+    </w:p>
+    <w:p>
+      <w:pPr>
+        <w:pStyle w:val="BodyText"/>
+      </w:pPr>
+      <w:r>
+        <w:t xml:space="preserve">DOYUN: Да, конец дня. Он сказал Хан Джису: «Принесите мне все дизайны наклеек за пять лет». И ушёл.</w:t>
       </w:r>
     </w:p>
     <w:bookmarkEnd w:id="22"/>
@@ -1145,183 +1145,183 @@
         <w:pStyle w:val="FirstParagraph"/>
       </w:pPr>
       <w:r>
-        <w:t xml:space="preserve">KORNILOVA: Значит, отказались. Хорошо. Я осталась. Теперь — работа. Что мы говорим врачам?</w:t>
-      </w:r>
-    </w:p>
-    <w:p>
-      <w:pPr>
-        <w:pStyle w:val="BodyText"/>
-      </w:pPr>
-      <w:r>
-        <w:t xml:space="preserve">ALEKSEY: Правду. Без имени Глеба. Пока следствие.</w:t>
-      </w:r>
-    </w:p>
-    <w:p>
-      <w:pPr>
-        <w:pStyle w:val="BodyText"/>
-      </w:pPr>
-      <w:r>
-        <w:t xml:space="preserve">KORNILOVA: Без имени. А с фотографиями?</w:t>
-      </w:r>
-    </w:p>
-    <w:p>
-      <w:pPr>
-        <w:pStyle w:val="BodyText"/>
-      </w:pPr>
-      <w:r>
-        <w:t xml:space="preserve">OLGA: С фотографиями наклейки — можно. Это предупреждение, не обвинение.</w:t>
-      </w:r>
-    </w:p>
-    <w:p>
-      <w:pPr>
-        <w:pStyle w:val="BodyText"/>
-      </w:pPr>
-      <w:r>
-        <w:t xml:space="preserve">KORNILOVA: Хорошо. Тогда пишу я. Три пункта. Как узнать. Что делать. Куда звонить. Без «внимание», без «опасность», без жирного шрифта. Врачи не любят восклицательные знаки. Они их видят каждый день в рекламе. Восклицательный знак — это продажа. А нам нужно, чтобы письмо было похоже на историю болезни.</w:t>
-      </w:r>
-    </w:p>
-    <w:p>
-      <w:pPr>
-        <w:pStyle w:val="BodyText"/>
-      </w:pPr>
-      <w:r>
-        <w:t xml:space="preserve">DIMA: А мои шесть? Им что сказать? Они спрашивают с утра.</w:t>
-      </w:r>
-    </w:p>
-    <w:p>
-      <w:pPr>
-        <w:pStyle w:val="BodyText"/>
-      </w:pPr>
-      <w:r>
-        <w:t xml:space="preserve">ALEKSEY: Скажи то же, что врачам. И ещё одно: мы отказались от денег. Май — не решён.</w:t>
-      </w:r>
-    </w:p>
-    <w:p>
-      <w:pPr>
-        <w:pStyle w:val="BodyText"/>
-      </w:pPr>
-      <w:r>
-        <w:t xml:space="preserve">IRINA: Это их не успокоит. И не должно. Должно быть правдой. Спокойствие — потом.</w:t>
-      </w:r>
-    </w:p>
-    <w:p>
-      <w:pPr>
-        <w:pStyle w:val="BodyText"/>
-      </w:pPr>
-      <w:r>
-        <w:t xml:space="preserve">KIRILL: Можно я им скажу? Дима, ты не против? Я был против отказа. Мне они поверят быстрее.</w:t>
-      </w:r>
-    </w:p>
-    <w:p>
-      <w:pPr>
-        <w:pStyle w:val="BodyText"/>
-      </w:pPr>
-      <w:r>
-        <w:t xml:space="preserve">DIMA: Ты? Почему тебе — быстрее?</w:t>
-      </w:r>
-    </w:p>
-    <w:p>
-      <w:pPr>
-        <w:pStyle w:val="BodyText"/>
-      </w:pPr>
-      <w:r>
-        <w:t xml:space="preserve">KIRILL: Потому что я был на их стороне. Официально. В протоколе, с датой. Если я скажу «мы отказались правильно» — это не начальство говорит. Это говорит человек, который хотел этих денег так же, как они. Они меня услышат. Тебя они любят, Дима. Но тебе они не поверят про деньги.</w:t>
-      </w:r>
-    </w:p>
-    <w:p>
-      <w:pPr>
-        <w:pStyle w:val="BodyText"/>
-      </w:pPr>
-      <w:r>
-        <w:t xml:space="preserve">KORNILOVA: Кирилл. Подойдите. Алексей Николаевич вам передал мои слова?</w:t>
-      </w:r>
-    </w:p>
-    <w:p>
-      <w:pPr>
-        <w:pStyle w:val="BodyText"/>
-      </w:pPr>
-      <w:r>
-        <w:t xml:space="preserve">KIRILL: Передал. «Это не эмоции. Это анатомия». Я запомнил.</w:t>
-      </w:r>
-    </w:p>
-    <w:p>
-      <w:pPr>
-        <w:pStyle w:val="BodyText"/>
-      </w:pPr>
-      <w:r>
-        <w:t xml:space="preserve">KORNILOVA: Хорошо. А теперь ещё одно. Вы были против. Вас не услышали. И вы пришли сюда. И говорите людям правду, которая вам не нравится. Это тоже анатомия, Кирилл. Позвоночник называется. У многих взрослых его нет. У вас — есть. Я проверила.</w:t>
-      </w:r>
-    </w:p>
-    <w:p>
-      <w:pPr>
-        <w:pStyle w:val="BodyText"/>
-      </w:pPr>
-      <w:r>
-        <w:t xml:space="preserve">KIRILL: Спасибо, доктор. Это лучше, чем третья попытка.</w:t>
-      </w:r>
-    </w:p>
-    <w:p>
-      <w:pPr>
-        <w:pStyle w:val="BodyText"/>
-      </w:pPr>
-      <w:r>
-        <w:t xml:space="preserve">KORNILOVA: Не лучше. Это и есть третья попытка. Просто экзамен другой.</w:t>
-      </w:r>
-    </w:p>
-    <w:p>
-      <w:pPr>
-        <w:pStyle w:val="BodyText"/>
-      </w:pPr>
-      <w:r>
-        <w:t xml:space="preserve">OLGA: Доктор, письмо. Я посмотрю каждое слово. Особенно «подделка». Пока это слово — для суда.</w:t>
-      </w:r>
-    </w:p>
-    <w:p>
-      <w:pPr>
-        <w:pStyle w:val="BodyText"/>
-      </w:pPr>
-      <w:r>
-        <w:t xml:space="preserve">KORNILOVA: Тогда как?</w:t>
-      </w:r>
-    </w:p>
-    <w:p>
-      <w:pPr>
-        <w:pStyle w:val="BodyText"/>
-      </w:pPr>
-      <w:r>
-        <w:t xml:space="preserve">OLGA: «Продукция, не прошедшая регистрацию». Длинно. Но безопасно.</w:t>
-      </w:r>
-    </w:p>
-    <w:p>
-      <w:pPr>
-        <w:pStyle w:val="BodyText"/>
-      </w:pPr>
-      <w:r>
-        <w:t xml:space="preserve">KORNILOVA: Длинно. Врачи не дочитают.</w:t>
-      </w:r>
-    </w:p>
-    <w:p>
-      <w:pPr>
-        <w:pStyle w:val="BodyText"/>
-      </w:pPr>
-      <w:r>
-        <w:t xml:space="preserve">ALEKSEY: Дочитают, если первая строчка — ваша. Не наша. Ваша подпись, ваш голос. Врачи верят вам, а не нам. Мы для них — продавцы, даже хорошие. Пусть первая строчка будет как на экзамене. Коротко. И так правдиво, что немного страшно.</w:t>
-      </w:r>
-    </w:p>
-    <w:p>
-      <w:pPr>
-        <w:pStyle w:val="BodyText"/>
-      </w:pPr>
-      <w:r>
-        <w:t xml:space="preserve">KORNILOVA: Первая строчка: «Коллеги, я видела этот гель. Я не знаю, что внутри. И никто не знает».</w:t>
-      </w:r>
-    </w:p>
-    <w:p>
-      <w:pPr>
-        <w:pStyle w:val="BodyText"/>
-      </w:pPr>
-      <w:r>
-        <w:t xml:space="preserve">OLGA: Это можно. Ни одного имени. Ни одного обвинения. Только факт.</w:t>
+        <w:t xml:space="preserve">KORNILOVA: Значит, вы отказались. Хорошо, тогда я остаюсь. Теперь за работу: что мы скажем врачам?</w:t>
+      </w:r>
+    </w:p>
+    <w:p>
+      <w:pPr>
+        <w:pStyle w:val="BodyText"/>
+      </w:pPr>
+      <w:r>
+        <w:t xml:space="preserve">ALEKSEY: Правду, но без имени Глеба, пока идёт следствие.</w:t>
+      </w:r>
+    </w:p>
+    <w:p>
+      <w:pPr>
+        <w:pStyle w:val="BodyText"/>
+      </w:pPr>
+      <w:r>
+        <w:t xml:space="preserve">KORNILOVA: Без имени — понятно. А с фотографиями можно?</w:t>
+      </w:r>
+    </w:p>
+    <w:p>
+      <w:pPr>
+        <w:pStyle w:val="BodyText"/>
+      </w:pPr>
+      <w:r>
+        <w:t xml:space="preserve">OLGA: С фотографиями наклейки можно, потому что это предупреждение, не обвинение.</w:t>
+      </w:r>
+    </w:p>
+    <w:p>
+      <w:pPr>
+        <w:pStyle w:val="BodyText"/>
+      </w:pPr>
+      <w:r>
+        <w:t xml:space="preserve">KORNILOVA: Хорошо, тогда пишу я. Три пункта: как узнать, что делать и куда звонить. Без «внимание», без «опасность» и без жирного шрифта. Врачи не любят восклицательные знаки, потому что каждый день видят их в рекламе, а восклицательный знак — это продажа. Нам нужно, чтобы письмо было похоже на историю болезни.</w:t>
+      </w:r>
+    </w:p>
+    <w:p>
+      <w:pPr>
+        <w:pStyle w:val="BodyText"/>
+      </w:pPr>
+      <w:r>
+        <w:t xml:space="preserve">DIMA: А что сказать моим шестерым? Они спрашивают меня с самого утра.</w:t>
+      </w:r>
+    </w:p>
+    <w:p>
+      <w:pPr>
+        <w:pStyle w:val="BodyText"/>
+      </w:pPr>
+      <w:r>
+        <w:t xml:space="preserve">ALEKSEY: Скажи им то же, что врачам. И ещё одно: мы отказались от денег, а май пока не решён.</w:t>
+      </w:r>
+    </w:p>
+    <w:p>
+      <w:pPr>
+        <w:pStyle w:val="BodyText"/>
+      </w:pPr>
+      <w:r>
+        <w:t xml:space="preserve">IRINA: Это их не успокоит, и не должно. Главное, чтобы это было правдой, а спокойствие придёт потом.</w:t>
+      </w:r>
+    </w:p>
+    <w:p>
+      <w:pPr>
+        <w:pStyle w:val="BodyText"/>
+      </w:pPr>
+      <w:r>
+        <w:t xml:space="preserve">KIRILL: Можно, я им скажу? Дима, ты не против? Я был против отказа, поэтому мне они поверят быстрее.</w:t>
+      </w:r>
+    </w:p>
+    <w:p>
+      <w:pPr>
+        <w:pStyle w:val="BodyText"/>
+      </w:pPr>
+      <w:r>
+        <w:t xml:space="preserve">DIMA: Тебе? А почему тебе они поверят быстрее, чем мне?</w:t>
+      </w:r>
+    </w:p>
+    <w:p>
+      <w:pPr>
+        <w:pStyle w:val="BodyText"/>
+      </w:pPr>
+      <w:r>
+        <w:t xml:space="preserve">KIRILL: Потому что я был на их стороне, официально, в протоколе и с датой. Если я скажу, что мы отказались правильно, это будет говорить не начальство, а человек, который хотел этих денег так же, как они. Они меня услышат. Тебя они любят, Дима, но про деньги тебе не поверят.</w:t>
+      </w:r>
+    </w:p>
+    <w:p>
+      <w:pPr>
+        <w:pStyle w:val="BodyText"/>
+      </w:pPr>
+      <w:r>
+        <w:t xml:space="preserve">KORNILOVA: Кирилл, подойдите ко мне. Алексей Николаевич передал вам мои слова?</w:t>
+      </w:r>
+    </w:p>
+    <w:p>
+      <w:pPr>
+        <w:pStyle w:val="BodyText"/>
+      </w:pPr>
+      <w:r>
+        <w:t xml:space="preserve">KIRILL: Передал: «Это не эмоции. Это анатомия». Я запомнил, доктор.</w:t>
+      </w:r>
+    </w:p>
+    <w:p>
+      <w:pPr>
+        <w:pStyle w:val="BodyText"/>
+      </w:pPr>
+      <w:r>
+        <w:t xml:space="preserve">KORNILOVA: Хорошо. А теперь ещё одно. Вы были против, вас не услышали, но вы пришли сюда и говорите людям правду, которая вам самому не нравится. Это тоже анатомия, Кирилл, и называется она позвоночник. У многих взрослых его нет, а у вас есть. Я проверила.</w:t>
+      </w:r>
+    </w:p>
+    <w:p>
+      <w:pPr>
+        <w:pStyle w:val="BodyText"/>
+      </w:pPr>
+      <w:r>
+        <w:t xml:space="preserve">KIRILL: Спасибо, доктор. Это даже лучше, чем сдать с третьей попытки.</w:t>
+      </w:r>
+    </w:p>
+    <w:p>
+      <w:pPr>
+        <w:pStyle w:val="BodyText"/>
+      </w:pPr>
+      <w:r>
+        <w:t xml:space="preserve">KORNILOVA: Не лучше. Это и есть ваша третья попытка, просто экзамен другой.</w:t>
+      </w:r>
+    </w:p>
+    <w:p>
+      <w:pPr>
+        <w:pStyle w:val="BodyText"/>
+      </w:pPr>
+      <w:r>
+        <w:t xml:space="preserve">OLGA: Доктор, я посмотрю в письме каждое слово, особенно слово «подделка». Пока это слово только для суда.</w:t>
+      </w:r>
+    </w:p>
+    <w:p>
+      <w:pPr>
+        <w:pStyle w:val="BodyText"/>
+      </w:pPr>
+      <w:r>
+        <w:t xml:space="preserve">KORNILOVA: А как тогда написать, если не «подделка»?</w:t>
+      </w:r>
+    </w:p>
+    <w:p>
+      <w:pPr>
+        <w:pStyle w:val="BodyText"/>
+      </w:pPr>
+      <w:r>
+        <w:t xml:space="preserve">OLGA: «Продукция, не прошедшая регистрацию». Длинно, зато безопасно.</w:t>
+      </w:r>
+    </w:p>
+    <w:p>
+      <w:pPr>
+        <w:pStyle w:val="BodyText"/>
+      </w:pPr>
+      <w:r>
+        <w:t xml:space="preserve">KORNILOVA: Слишком длинно, врачи такое не дочитают.</w:t>
+      </w:r>
+    </w:p>
+    <w:p>
+      <w:pPr>
+        <w:pStyle w:val="BodyText"/>
+      </w:pPr>
+      <w:r>
+        <w:t xml:space="preserve">ALEKSEY: Дочитают, если первая строчка будет вашей, а не нашей: ваша подпись и ваш голос. Врачи верят вам, а не нам, потому что мы для них продавцы, даже если хорошие. Пусть первая строчка будет как на экзамене: коротко и так правдиво, что немного страшно.</w:t>
+      </w:r>
+    </w:p>
+    <w:p>
+      <w:pPr>
+        <w:pStyle w:val="BodyText"/>
+      </w:pPr>
+      <w:r>
+        <w:t xml:space="preserve">KORNILOVA: Тогда первая строчка: «Коллеги, я видела этот гель. Я не знаю, что внутри. И никто не знает».</w:t>
+      </w:r>
+    </w:p>
+    <w:p>
+      <w:pPr>
+        <w:pStyle w:val="BodyText"/>
+      </w:pPr>
+      <w:r>
+        <w:t xml:space="preserve">OLGA: Это можно: ни одного имени, ни одного обвинения, только факт.</w:t>
       </w:r>
     </w:p>
     <w:p>
@@ -1337,31 +1337,31 @@
         <w:pStyle w:val="BodyText"/>
       </w:pPr>
       <w:r>
-        <w:t xml:space="preserve">DIMA: Линия готова. Я скажу Зое. Если звонки — записываем партию. Фото. Город.</w:t>
-      </w:r>
-    </w:p>
-    <w:p>
-      <w:pPr>
-        <w:pStyle w:val="BodyText"/>
-      </w:pPr>
-      <w:r>
-        <w:t xml:space="preserve">KORNILOVA: Третья — Алексей Николаевич. Ваша.</w:t>
-      </w:r>
-    </w:p>
-    <w:p>
-      <w:pPr>
-        <w:pStyle w:val="BodyText"/>
-      </w:pPr>
-      <w:r>
-        <w:t xml:space="preserve">ALEKSEY: Моя? Что я должен написать?</w:t>
-      </w:r>
-    </w:p>
-    <w:p>
-      <w:pPr>
-        <w:pStyle w:val="BodyText"/>
-      </w:pPr>
-      <w:r>
-        <w:t xml:space="preserve">KORNILOVA: Почему вы отказались. Одной строчкой. Врачи хотят знать, с кем работают.</w:t>
+        <w:t xml:space="preserve">DIMA: Линия готова, я скажу Зое. Если будут звонки, записываем партию, фото и город.</w:t>
+      </w:r>
+    </w:p>
+    <w:p>
+      <w:pPr>
+        <w:pStyle w:val="BodyText"/>
+      </w:pPr>
+      <w:r>
+        <w:t xml:space="preserve">KORNILOVA: А третья строчка ваша, Алексей Николаевич.</w:t>
+      </w:r>
+    </w:p>
+    <w:p>
+      <w:pPr>
+        <w:pStyle w:val="BodyText"/>
+      </w:pPr>
+      <w:r>
+        <w:t xml:space="preserve">ALEKSEY: Моя? И что же я должен написать?</w:t>
+      </w:r>
+    </w:p>
+    <w:p>
+      <w:pPr>
+        <w:pStyle w:val="BodyText"/>
+      </w:pPr>
+      <w:r>
+        <w:t xml:space="preserve">KORNILOVA: Почему вы отказались, одной строчкой. Врачи хотят знать, с кем они работают.</w:t>
       </w:r>
     </w:p>
     <w:p>
@@ -1377,7 +1377,7 @@
         <w:pStyle w:val="BodyText"/>
       </w:pPr>
       <w:r>
-        <w:t xml:space="preserve">KORNILOVA: Годится. Подпишем вдвоём. Я — первая. Вы — второй. Как на экзамене: сначала экзаменатор.</w:t>
+        <w:t xml:space="preserve">KORNILOVA: Годится. Подпишем вдвоём: я первая, вы второй, как на экзамене, где сначала подписывает экзаменатор.</w:t>
       </w:r>
     </w:p>
     <w:bookmarkEnd w:id="23"/>
@@ -1395,47 +1395,47 @@
         <w:pStyle w:val="FirstParagraph"/>
       </w:pPr>
       <w:r>
-        <w:t xml:space="preserve">RUSTEM: Алексей? Рустем. Казань. Странный звонок. Мне позвонил Глеб какой-то. Подмосковье.</w:t>
-      </w:r>
-    </w:p>
-    <w:p>
-      <w:pPr>
-        <w:pStyle w:val="BodyText"/>
-      </w:pPr>
-      <w:r>
-        <w:t xml:space="preserve">ALEKSEY: Глеб Арсеньев. Что он сказал?</w:t>
-      </w:r>
-    </w:p>
-    <w:p>
-      <w:pPr>
-        <w:pStyle w:val="BodyText"/>
-      </w:pPr>
-      <w:r>
-        <w:t xml:space="preserve">RUSTEM: Сказал: вы согласились. Вы теперь вместе. И мне — скидка сорок процентов.</w:t>
-      </w:r>
-    </w:p>
-    <w:p>
-      <w:pPr>
-        <w:pStyle w:val="BodyText"/>
-      </w:pPr>
-      <w:r>
-        <w:t xml:space="preserve">ALEKSEY: Рустем, это неправда. Мы отказываемся. Сегодня утром. Письменно.</w:t>
-      </w:r>
-    </w:p>
-    <w:p>
-      <w:pPr>
-        <w:pStyle w:val="BodyText"/>
-      </w:pPr>
-      <w:r>
-        <w:t xml:space="preserve">RUSTEM: Я так и подумал. Ты же картонку не снимаешь. Но хотел услышать сам.</w:t>
-      </w:r>
-    </w:p>
-    <w:p>
-      <w:pPr>
-        <w:pStyle w:val="BodyText"/>
-      </w:pPr>
-      <w:r>
-        <w:t xml:space="preserve">ALEKSEY: Что ты ему ответил?</w:t>
+        <w:t xml:space="preserve">RUSTEM: Алексей? Это Рустем из Казани. У меня был странный звонок: мне позвонил какой-то Глеб из Подмосковья.</w:t>
+      </w:r>
+    </w:p>
+    <w:p>
+      <w:pPr>
+        <w:pStyle w:val="BodyText"/>
+      </w:pPr>
+      <w:r>
+        <w:t xml:space="preserve">ALEKSEY: Глеб Арсеньев. И что он тебе сказал?</w:t>
+      </w:r>
+    </w:p>
+    <w:p>
+      <w:pPr>
+        <w:pStyle w:val="BodyText"/>
+      </w:pPr>
+      <w:r>
+        <w:t xml:space="preserve">RUSTEM: Сказал, что вы согласились и теперь вы с ним вместе. А мне он предложил скидку сорок процентов.</w:t>
+      </w:r>
+    </w:p>
+    <w:p>
+      <w:pPr>
+        <w:pStyle w:val="BodyText"/>
+      </w:pPr>
+      <w:r>
+        <w:t xml:space="preserve">ALEKSEY: Рустем, это неправда. Мы отказываемся, сегодня утром, письменно.</w:t>
+      </w:r>
+    </w:p>
+    <w:p>
+      <w:pPr>
+        <w:pStyle w:val="BodyText"/>
+      </w:pPr>
+      <w:r>
+        <w:t xml:space="preserve">RUSTEM: Я так и подумал, ты же картонку не снимаешь. Но я хотел услышать это от тебя сам.</w:t>
+      </w:r>
+    </w:p>
+    <w:p>
+      <w:pPr>
+        <w:pStyle w:val="BodyText"/>
+      </w:pPr>
+      <w:r>
+        <w:t xml:space="preserve">ALEKSEY: А что ты ему ответил, Рустем, если не секрет?</w:t>
       </w:r>
     </w:p>
     <w:p>
@@ -1451,143 +1451,143 @@
         <w:pStyle w:val="BodyText"/>
       </w:pPr>
       <w:r>
-        <w:t xml:space="preserve">IRINA: Это уже второй. Через час после Рустема позвонила Марина. Ей Глеб сказал то же самое.</w:t>
-      </w:r>
-    </w:p>
-    <w:p>
-      <w:pPr>
-        <w:pStyle w:val="BodyText"/>
-      </w:pPr>
-      <w:r>
-        <w:t xml:space="preserve">OLGA: Он врёт партнёрам. Значит, хочет нас поссорить. Или купить их по одному.</w:t>
-      </w:r>
-    </w:p>
-    <w:p>
-      <w:pPr>
-        <w:pStyle w:val="BodyText"/>
-      </w:pPr>
-      <w:r>
-        <w:t xml:space="preserve">ALEKSEY: Тогда нам надо быть быстрее его. Письмо. Всем пятерым. Сегодня. Что предложили, от чего отказались, почему.</w:t>
-      </w:r>
-    </w:p>
-    <w:p>
-      <w:pPr>
-        <w:pStyle w:val="BodyText"/>
-      </w:pPr>
-      <w:r>
-        <w:t xml:space="preserve">OLGA: И копию нашего отказа. С датой. Чтобы ни у кого не было вопроса, кто кого предал.</w:t>
-      </w:r>
-    </w:p>
-    <w:p>
-      <w:pPr>
-        <w:pStyle w:val="BodyText"/>
-      </w:pPr>
-      <w:r>
-        <w:t xml:space="preserve">KIRILL: И фотографии наклейки. Пусть проверят склады. У Заводчикова. У Прохорова. У Ткача.</w:t>
-      </w:r>
-    </w:p>
-    <w:p>
-      <w:pPr>
-        <w:pStyle w:val="BodyText"/>
-      </w:pPr>
-      <w:r>
-        <w:t xml:space="preserve">RUSTEM: Я проверю сам. Сегодня. И Айдару скажу — по клиникам. Если что найдём — тебе первому.</w:t>
-      </w:r>
-    </w:p>
-    <w:p>
-      <w:pPr>
-        <w:pStyle w:val="BodyText"/>
-      </w:pPr>
-      <w:r>
-        <w:t xml:space="preserve">ALEKSEY: Спасибо, Рустем. Мне неловко, что тебе пришлось звонить.</w:t>
-      </w:r>
-    </w:p>
-    <w:p>
-      <w:pPr>
-        <w:pStyle w:val="BodyText"/>
-      </w:pPr>
-      <w:r>
-        <w:t xml:space="preserve">RUSTEM: Неловко было бы, если бы я не позвонил. Мы же договорились: пять партнёров, одна линия. Чай — по пятницам.</w:t>
-      </w:r>
-    </w:p>
-    <w:p>
-      <w:pPr>
-        <w:pStyle w:val="BodyText"/>
-      </w:pPr>
-      <w:r>
-        <w:t xml:space="preserve">IRINA: Пришло от Заводчикова. Одно слово: «Принято». И фото — его склад. Чисто.</w:t>
-      </w:r>
-    </w:p>
-    <w:p>
-      <w:pPr>
-        <w:pStyle w:val="BodyText"/>
-      </w:pPr>
-      <w:r>
-        <w:t xml:space="preserve">OLGA: От Марины: «Журнал температуры открыт для проверки. В любой день». Это её «принято».</w:t>
-      </w:r>
-    </w:p>
-    <w:p>
-      <w:pPr>
-        <w:pStyle w:val="BodyText"/>
-      </w:pPr>
-      <w:r>
-        <w:t xml:space="preserve">KIRILL: Прохоров: «Томск чистый. Обь-Фарм — проверяю». Ткач пока молчит. Владивосток — ночь.</w:t>
-      </w:r>
-    </w:p>
-    <w:p>
-      <w:pPr>
-        <w:pStyle w:val="BodyText"/>
-      </w:pPr>
-      <w:r>
-        <w:t xml:space="preserve">ALEKSEY: Ткач ответит утром. Он отвечает всегда. Просто часовые пояса.</w:t>
-      </w:r>
-    </w:p>
-    <w:p>
-      <w:pPr>
-        <w:pStyle w:val="BodyText"/>
-      </w:pPr>
-      <w:r>
-        <w:t xml:space="preserve">OLGA: Пятеро из пяти. Глеб считал, что кто-то дрогнет. Никто.</w:t>
-      </w:r>
-    </w:p>
-    <w:p>
-      <w:pPr>
-        <w:pStyle w:val="BodyText"/>
-      </w:pPr>
-      <w:r>
-        <w:t xml:space="preserve">IRINA: Алексей. Цифры. Вы хотели услышать.</w:t>
-      </w:r>
-    </w:p>
-    <w:p>
-      <w:pPr>
-        <w:pStyle w:val="BodyText"/>
-      </w:pPr>
-      <w:r>
-        <w:t xml:space="preserve">ALEKSEY: Говорите. Без «но».</w:t>
-      </w:r>
-    </w:p>
-    <w:p>
-      <w:pPr>
-        <w:pStyle w:val="BodyText"/>
-      </w:pPr>
-      <w:r>
-        <w:t xml:space="preserve">IRINA: Мы отказались от десяти миллионов. Дыра — четыре в месяц. Март — минус. Апрель — минус, если курс не вернётся. Май — триггер. Список — возможно. Пятнадцать имён. Вы будете читать их вслух. Это правда. Я её не смягчаю. И не буду смягчать в мае.</w:t>
-      </w:r>
-    </w:p>
-    <w:p>
-      <w:pPr>
-        <w:pStyle w:val="BodyText"/>
-      </w:pPr>
-      <w:r>
-        <w:t xml:space="preserve">ALEKSEY: Не смягчайте. Я знаю.</w:t>
-      </w:r>
-    </w:p>
-    <w:p>
-      <w:pPr>
-        <w:pStyle w:val="BodyText"/>
-      </w:pPr>
-      <w:r>
-        <w:t xml:space="preserve">IRINA: И ещё одна цифра. Пять партнёров ответили за три часа. Никто не спросил про скидку сорок процентов. Ни один. Это я тоже считаю. Это стоит больше десяти миллионов. Просто в отчёт не влезает. Аудиторы такое не пишут. Я напишу. В примечании. Мелким шрифтом.</w:t>
+        <w:t xml:space="preserve">IRINA: Это уже второй звонок. Через час после Рустема позвонила Марина, и ей Глеб сказал то же самое.</w:t>
+      </w:r>
+    </w:p>
+    <w:p>
+      <w:pPr>
+        <w:pStyle w:val="BodyText"/>
+      </w:pPr>
+      <w:r>
+        <w:t xml:space="preserve">OLGA: Он врёт партнёрам, значит, хочет нас поссорить или купить их по одному.</w:t>
+      </w:r>
+    </w:p>
+    <w:p>
+      <w:pPr>
+        <w:pStyle w:val="BodyText"/>
+      </w:pPr>
+      <w:r>
+        <w:t xml:space="preserve">ALEKSEY: Тогда мы должны быть быстрее его. Пишем письмо всем пятерым сегодня: что нам предложили, от чего мы отказались и почему. Пусть каждый узнает это от нас, а не от Глеба, потому что тот, кто говорит первым, обычно и задаёт тон всему разговору.</w:t>
+      </w:r>
+    </w:p>
+    <w:p>
+      <w:pPr>
+        <w:pStyle w:val="BodyText"/>
+      </w:pPr>
+      <w:r>
+        <w:t xml:space="preserve">OLGA: И приложим копию нашего отказа с датой, чтобы ни у кого не было вопроса, кто кого предал.</w:t>
+      </w:r>
+    </w:p>
+    <w:p>
+      <w:pPr>
+        <w:pStyle w:val="BodyText"/>
+      </w:pPr>
+      <w:r>
+        <w:t xml:space="preserve">KIRILL: И фотографии наклейки, пусть проверят склады — у Заводчикова, у Прохорова, у Ткача.</w:t>
+      </w:r>
+    </w:p>
+    <w:p>
+      <w:pPr>
+        <w:pStyle w:val="BodyText"/>
+      </w:pPr>
+      <w:r>
+        <w:t xml:space="preserve">RUSTEM: Я проверю сам, сегодня же, и Айдару скажу проверить клиники. Если что-нибудь найдём, ты узнаешь первым.</w:t>
+      </w:r>
+    </w:p>
+    <w:p>
+      <w:pPr>
+        <w:pStyle w:val="BodyText"/>
+      </w:pPr>
+      <w:r>
+        <w:t xml:space="preserve">ALEKSEY: Спасибо, Рустем. Мне неловко, что тебе пришлось мне звонить.</w:t>
+      </w:r>
+    </w:p>
+    <w:p>
+      <w:pPr>
+        <w:pStyle w:val="BodyText"/>
+      </w:pPr>
+      <w:r>
+        <w:t xml:space="preserve">RUSTEM: Неловко было бы, если бы я не позвонил. Мы же договорились: пять партнёров, одна линия, а чай — по пятницам.</w:t>
+      </w:r>
+    </w:p>
+    <w:p>
+      <w:pPr>
+        <w:pStyle w:val="BodyText"/>
+      </w:pPr>
+      <w:r>
+        <w:t xml:space="preserve">IRINA: Пришло от Заводчикова, одно слово: «Принято». И фото его склада — там чисто.</w:t>
+      </w:r>
+    </w:p>
+    <w:p>
+      <w:pPr>
+        <w:pStyle w:val="BodyText"/>
+      </w:pPr>
+      <w:r>
+        <w:t xml:space="preserve">OLGA: От Марины: «Журнал температуры открыт для проверки в любой день». Это её способ сказать «принято».</w:t>
+      </w:r>
+    </w:p>
+    <w:p>
+      <w:pPr>
+        <w:pStyle w:val="BodyText"/>
+      </w:pPr>
+      <w:r>
+        <w:t xml:space="preserve">KIRILL: Прохоров пишет: «Томск чистый, „Обь-Фарм” проверяю». А Ткач пока молчит, во Владивостоке сейчас ночь.</w:t>
+      </w:r>
+    </w:p>
+    <w:p>
+      <w:pPr>
+        <w:pStyle w:val="BodyText"/>
+      </w:pPr>
+      <w:r>
+        <w:t xml:space="preserve">ALEKSEY: Ткач ответит утром, он всегда отвечает. Это просто часовые пояса.</w:t>
+      </w:r>
+    </w:p>
+    <w:p>
+      <w:pPr>
+        <w:pStyle w:val="BodyText"/>
+      </w:pPr>
+      <w:r>
+        <w:t xml:space="preserve">OLGA: Пятеро из пяти. Глеб рассчитывал, что кто-нибудь дрогнет, но не дрогнул никто.</w:t>
+      </w:r>
+    </w:p>
+    <w:p>
+      <w:pPr>
+        <w:pStyle w:val="BodyText"/>
+      </w:pPr>
+      <w:r>
+        <w:t xml:space="preserve">IRINA: Алексей, теперь цифры. Вы хотели их услышать.</w:t>
+      </w:r>
+    </w:p>
+    <w:p>
+      <w:pPr>
+        <w:pStyle w:val="BodyText"/>
+      </w:pPr>
+      <w:r>
+        <w:t xml:space="preserve">ALEKSEY: Говорите, Ирина, и без «но».</w:t>
+      </w:r>
+    </w:p>
+    <w:p>
+      <w:pPr>
+        <w:pStyle w:val="BodyText"/>
+      </w:pPr>
+      <w:r>
+        <w:t xml:space="preserve">IRINA: Мы отказались от десяти миллионов, а дыра — четыре миллиона в месяц. Март в минусе, апрель тоже будет в минусе, если курс не вернётся, а в мае сработает триггер. Список возможен: пятнадцать имён, и вы будете читать их вслух. Это правда, и я её не смягчаю. В мае тоже не буду.</w:t>
+      </w:r>
+    </w:p>
+    <w:p>
+      <w:pPr>
+        <w:pStyle w:val="BodyText"/>
+      </w:pPr>
+      <w:r>
+        <w:t xml:space="preserve">ALEKSEY: Не смягчайте, Ирина. Я всё это знаю.</w:t>
+      </w:r>
+    </w:p>
+    <w:p>
+      <w:pPr>
+        <w:pStyle w:val="BodyText"/>
+      </w:pPr>
+      <w:r>
+        <w:t xml:space="preserve">IRINA: И ещё одна цифра. Пять партнёров ответили за три часа, и никто не спросил про скидку сорок процентов, ни один. Это я тоже считаю, и это стоит больше десяти миллионов, просто в отчёт не влезает. Аудиторы такое не пишут, а я напишу — в примечании, мелким шрифтом.</w:t>
       </w:r>
     </w:p>
     <w:bookmarkEnd w:id="24"/>
@@ -1605,119 +1605,119 @@
         <w:pStyle w:val="FirstParagraph"/>
       </w:pPr>
       <w:r>
-        <w:t xml:space="preserve">ALEKSEY: Доюн? У вас же четыре утра. Что случилось?</w:t>
-      </w:r>
-    </w:p>
-    <w:p>
-      <w:pPr>
-        <w:pStyle w:val="BodyText"/>
-      </w:pPr>
-      <w:r>
-        <w:t xml:space="preserve">DOYUN: Президент не уходил домой. Всю ночь — в цеху. С Хан Джису. С папками.</w:t>
-      </w:r>
-    </w:p>
-    <w:p>
-      <w:pPr>
-        <w:pStyle w:val="BodyText"/>
-      </w:pPr>
-      <w:r>
-        <w:t xml:space="preserve">ALEKSEY: Что они ищут?</w:t>
-      </w:r>
-    </w:p>
-    <w:p>
-      <w:pPr>
-        <w:pStyle w:val="BodyText"/>
-      </w:pPr>
-      <w:r>
-        <w:t xml:space="preserve">DOYUN: Откуда у Глеба наш дизайн. Нашли. Типография. Старая. Мы ушли от неё четыре года назад. Они сохранили макеты.</w:t>
-      </w:r>
-    </w:p>
-    <w:p>
-      <w:pPr>
-        <w:pStyle w:val="BodyText"/>
-      </w:pPr>
-      <w:r>
-        <w:t xml:space="preserve">ALEKSEY: Четыре года. И никто не знал.</w:t>
-      </w:r>
-    </w:p>
-    <w:p>
-      <w:pPr>
-        <w:pStyle w:val="BodyText"/>
-      </w:pPr>
-      <w:r>
-        <w:t xml:space="preserve">DOYUN: Никто. Президент сказал, что это его ошибка. Не типографии. Его. Он подписывал договор.</w:t>
-      </w:r>
-    </w:p>
-    <w:p>
-      <w:pPr>
-        <w:pStyle w:val="BodyText"/>
-      </w:pPr>
-      <w:r>
-        <w:t xml:space="preserve">ALEKSEY: Что он будет делать?</w:t>
-      </w:r>
-    </w:p>
-    <w:p>
-      <w:pPr>
-        <w:pStyle w:val="BodyText"/>
-      </w:pPr>
-      <w:r>
-        <w:t xml:space="preserve">DOYUN: Утром — новый дизайн наклейки. С защитой. Голограмма. Для всех стран. Не только для России.</w:t>
-      </w:r>
-    </w:p>
-    <w:p>
-      <w:pPr>
-        <w:pStyle w:val="BodyText"/>
-      </w:pPr>
-      <w:r>
-        <w:t xml:space="preserve">ALEKSEY: Для всех стран. Из-за одной коробки в кафе в Мытищах.</w:t>
-      </w:r>
-    </w:p>
-    <w:p>
-      <w:pPr>
-        <w:pStyle w:val="BodyText"/>
-      </w:pPr>
-      <w:r>
-        <w:t xml:space="preserve">DOYUN: Из-за одного человека, который не взял коробку. Президент так сказал. По-корейски. Я перевожу точно.</w:t>
-      </w:r>
-    </w:p>
-    <w:p>
-      <w:pPr>
-        <w:pStyle w:val="BodyText"/>
-      </w:pPr>
-      <w:r>
-        <w:t xml:space="preserve">ALEKSEY: Доюн, мы не взяли. Но нам нечем платить в мае.</w:t>
-      </w:r>
-    </w:p>
-    <w:p>
-      <w:pPr>
-        <w:pStyle w:val="BodyText"/>
-      </w:pPr>
-      <w:r>
-        <w:t xml:space="preserve">DOYUN: Я знаю. Он тоже знает. Он сказал: «Не сейчас. Сначала — завод». Ты понял?</w:t>
-      </w:r>
-    </w:p>
-    <w:p>
-      <w:pPr>
-        <w:pStyle w:val="BodyText"/>
-      </w:pPr>
-      <w:r>
-        <w:t xml:space="preserve">ALEKSEY: Понял. «Сначала — завод». Это его «пока нет».</w:t>
-      </w:r>
-    </w:p>
-    <w:p>
-      <w:pPr>
-        <w:pStyle w:val="BodyText"/>
-      </w:pPr>
-      <w:r>
-        <w:t xml:space="preserve">DOYUN: Иди спать, Лёша. Мне ещё в цех. Он попросил кофе. Он не спал двадцать часов.</w:t>
-      </w:r>
-    </w:p>
-    <w:p>
-      <w:pPr>
-        <w:pStyle w:val="BodyText"/>
-      </w:pPr>
-      <w:r>
-        <w:t xml:space="preserve">ALEKSEY: Передай ему… нет. Ничего не передавай. Просто принеси кофе.</w:t>
+        <w:t xml:space="preserve">ALEKSEY: Доюн? У вас же сейчас четыре утра. Что случилось?</w:t>
+      </w:r>
+    </w:p>
+    <w:p>
+      <w:pPr>
+        <w:pStyle w:val="BodyText"/>
+      </w:pPr>
+      <w:r>
+        <w:t xml:space="preserve">DOYUN: Президент так и не ушёл домой. Он всю ночь в цеху, вместе с Хан Джису и с папками.</w:t>
+      </w:r>
+    </w:p>
+    <w:p>
+      <w:pPr>
+        <w:pStyle w:val="BodyText"/>
+      </w:pPr>
+      <w:r>
+        <w:t xml:space="preserve">ALEKSEY: И что они там ищут всю ночь, если не секрет?</w:t>
+      </w:r>
+    </w:p>
+    <w:p>
+      <w:pPr>
+        <w:pStyle w:val="BodyText"/>
+      </w:pPr>
+      <w:r>
+        <w:t xml:space="preserve">DOYUN: Откуда у Глеба наш дизайн. И они нашли: это старая типография, от которой мы ушли четыре года назад. Они сохранили наши макеты, хотя по договору должны были их уничтожить, и, похоже, продавали их всем, кто хорошо платил.</w:t>
+      </w:r>
+    </w:p>
+    <w:p>
+      <w:pPr>
+        <w:pStyle w:val="BodyText"/>
+      </w:pPr>
+      <w:r>
+        <w:t xml:space="preserve">ALEKSEY: Четыре года, и никто об этом не знал.</w:t>
+      </w:r>
+    </w:p>
+    <w:p>
+      <w:pPr>
+        <w:pStyle w:val="BodyText"/>
+      </w:pPr>
+      <w:r>
+        <w:t xml:space="preserve">DOYUN: Никто. Президент сказал, что это его ошибка, не типографии, а его, потому что договор подписывал он.</w:t>
+      </w:r>
+    </w:p>
+    <w:p>
+      <w:pPr>
+        <w:pStyle w:val="BodyText"/>
+      </w:pPr>
+      <w:r>
+        <w:t xml:space="preserve">ALEKSEY: И что он теперь собирается делать с этой типографией?</w:t>
+      </w:r>
+    </w:p>
+    <w:p>
+      <w:pPr>
+        <w:pStyle w:val="BodyText"/>
+      </w:pPr>
+      <w:r>
+        <w:t xml:space="preserve">DOYUN: Утром будет новый дизайн наклейки, с защитой и голограммой, для всех стран, а не только для России.</w:t>
+      </w:r>
+    </w:p>
+    <w:p>
+      <w:pPr>
+        <w:pStyle w:val="BodyText"/>
+      </w:pPr>
+      <w:r>
+        <w:t xml:space="preserve">ALEKSEY: Для всех стран — и всё из-за одной коробки в кафе в Мытищах.</w:t>
+      </w:r>
+    </w:p>
+    <w:p>
+      <w:pPr>
+        <w:pStyle w:val="BodyText"/>
+      </w:pPr>
+      <w:r>
+        <w:t xml:space="preserve">DOYUN: Из-за одного человека, который не взял коробку. Так сказал президент по-корейски, и я перевожу точно.</w:t>
+      </w:r>
+    </w:p>
+    <w:p>
+      <w:pPr>
+        <w:pStyle w:val="BodyText"/>
+      </w:pPr>
+      <w:r>
+        <w:t xml:space="preserve">ALEKSEY: Доюн, мы её не взяли, но в мае нам нечем платить.</w:t>
+      </w:r>
+    </w:p>
+    <w:p>
+      <w:pPr>
+        <w:pStyle w:val="BodyText"/>
+      </w:pPr>
+      <w:r>
+        <w:t xml:space="preserve">DOYUN: Я знаю, и он тоже знает. Он сказал: «Не сейчас. Сначала — завод». Ты понял, что это значит?</w:t>
+      </w:r>
+    </w:p>
+    <w:p>
+      <w:pPr>
+        <w:pStyle w:val="BodyText"/>
+      </w:pPr>
+      <w:r>
+        <w:t xml:space="preserve">ALEKSEY: Понял. «Сначала — завод» — это его «пока нет».</w:t>
+      </w:r>
+    </w:p>
+    <w:p>
+      <w:pPr>
+        <w:pStyle w:val="BodyText"/>
+      </w:pPr>
+      <w:r>
+        <w:t xml:space="preserve">DOYUN: Иди спать, Лёша, а мне ещё в цех. Он попросил кофе, потому что не спал уже двадцать часов.</w:t>
+      </w:r>
+    </w:p>
+    <w:p>
+      <w:pPr>
+        <w:pStyle w:val="BodyText"/>
+      </w:pPr>
+      <w:r>
+        <w:t xml:space="preserve">ALEKSEY: Передай ему… нет, ничего не передавай. Просто принеси ему кофе.</w:t>
       </w:r>
     </w:p>
     <w:p>
@@ -2580,7 +2580,7 @@
         <w:t xml:space="preserve">“</w:t>
       </w:r>
       <w:r>
-        <w:t xml:space="preserve">Он придёт к другим. Обязательно. С вашей наклейкой. Если не мы — значит, кто-то другой, в другом городе, в другой стране. Вы должны знать об этом раньше, чем пациентка в Твери. Раньше, чем журналисты. Раньше, чем суд. Это ваше право.</w:t>
+        <w:t xml:space="preserve">Он обязательно придёт к другим, с вашей наклейкой. Если не мы — значит, кто-то другой, в другом городе, в другой стране. Вы должны знать об этом раньше, чем пациентка в Твери. Раньше, чем журналисты. Раньше, чем суд. Это ваше право, и я не могу его у вас отнять.</w:t>
       </w:r>
       <w:r>
         <w:t xml:space="preserve">”</w:t>
@@ -2660,7 +2660,7 @@
               <w:jc w:val="left"/>
             </w:pPr>
             <w:r>
-              <w:t xml:space="preserve">Он придёт к другим. Обязательно.</w:t>
+              <w:t xml:space="preserve">Он обязательно придёт к другим,</w:t>
             </w:r>
           </w:p>
         </w:tc>
@@ -2698,7 +2698,7 @@
               <w:jc w:val="left"/>
             </w:pPr>
             <w:r>
-              <w:t xml:space="preserve">С вашей наклейкой.</w:t>
+              <w:t xml:space="preserve">с вашей наклейкой.</w:t>
             </w:r>
           </w:p>
         </w:tc>
@@ -2850,19 +2850,19 @@
               <w:jc w:val="left"/>
             </w:pPr>
             <w:r>
-              <w:t xml:space="preserve">Это ваше право.</w:t>
-            </w:r>
-          </w:p>
-        </w:tc>
-        <w:tc>
-          <w:tcPr/>
-          <w:p>
-            <w:pPr>
-              <w:pStyle w:val="Compact"/>
-              <w:jc w:val="left"/>
-            </w:pPr>
-            <w:r>
-              <w:t xml:space="preserve">결론</w:t>
+              <w:t xml:space="preserve">Это ваше право, и я не могу его у вас отнять.</w:t>
+            </w:r>
+          </w:p>
+        </w:tc>
+        <w:tc>
+          <w:tcPr/>
+          <w:p>
+            <w:pPr>
+              <w:pStyle w:val="Compact"/>
+              <w:jc w:val="left"/>
+            </w:pPr>
+            <w:r>
+              <w:t xml:space="preserve">결론 + отнять у кого(~에게서 빼앗다)</w:t>
             </w:r>
           </w:p>
         </w:tc>
@@ -2886,7 +2886,7 @@
         <w:t xml:space="preserve">“</w:t>
       </w:r>
       <w:r>
-        <w:t xml:space="preserve">Если не мы — значит, кто-то другой. Вы должны знать об этом раньше, чем… Раньше, чем… Это ваше право.</w:t>
+        <w:t xml:space="preserve">Если не мы — значит, кто-то другой. Вы должны знать об этом раньше, чем… Раньше, чем… Это ваше право, и я не могу…</w:t>
       </w:r>
       <w:r>
         <w:t xml:space="preserve">”</w:t>
@@ -2905,7 +2905,7 @@
         <w:t xml:space="preserve"> </w:t>
       </w:r>
       <w:r>
-        <w:t xml:space="preserve">если не… значит · раньше, чем · обязательно</w:t>
+        <w:t xml:space="preserve">если не… значит · раньше, чем · обязательно · отнять у кого</w:t>
       </w:r>
       <w:r>
         <w:t xml:space="preserve"> </w:t>
@@ -2921,7 +2921,7 @@
         <w:t xml:space="preserve"> </w:t>
       </w:r>
       <w:r>
-        <w:t xml:space="preserve">파트너에게 불편한 정보를 먼저 알리는 이유를 30~40단어로.</w:t>
+        <w:t xml:space="preserve">파트너에게 불편한 정보를 먼저 알리는 이유를 35~60단어로.</w:t>
       </w:r>
     </w:p>
     <w:bookmarkEnd w:id="30"/>
@@ -3400,111 +3400,111 @@
         <w:pStyle w:val="FirstParagraph"/>
       </w:pPr>
       <w:r>
-        <w:t xml:space="preserve">올가: 자이체프 연결됐어요. 키릴 있어요. 이리나 있어요. 거세요. 스피커로.</w:t>
-      </w:r>
-    </w:p>
-    <w:p>
-      <w:pPr>
-        <w:pStyle w:val="BodyText"/>
-      </w:pPr>
-      <w:r>
-        <w:t xml:space="preserve">알렉세이: 글레브 빅토로비치? 보론초프입니다. 금요일이에요. 약속대로.</w:t>
-      </w:r>
-    </w:p>
-    <w:p>
-      <w:pPr>
-        <w:pStyle w:val="BodyText"/>
-      </w:pPr>
-      <w:r>
-        <w:t xml:space="preserve">글레브: 알렉세이 니콜라예비치. 기다렸어요. 그래서요? 첫 번째 안이에요, 두 번째 안이에요?</w:t>
-      </w:r>
-    </w:p>
-    <w:p>
-      <w:pPr>
-        <w:pStyle w:val="BodyText"/>
-      </w:pPr>
-      <w:r>
-        <w:t xml:space="preserve">알렉세이: 둘 다 아니에요. 우리는 거절합니다. 둘 다. 서면으로 — 오늘.</w:t>
-      </w:r>
-    </w:p>
-    <w:p>
-      <w:pPr>
-        <w:pStyle w:val="BodyText"/>
-      </w:pPr>
-      <w:r>
-        <w:t xml:space="preserve">글레브: 서면으로. 엄숙하기도 하네요. 무엇을 거절하는지 알고는 있어요?</w:t>
-      </w:r>
-    </w:p>
-    <w:p>
-      <w:pPr>
-        <w:pStyle w:val="BodyText"/>
-      </w:pPr>
-      <w:r>
-        <w:t xml:space="preserve">알렉세이: 알아요. 1천만을. 그리고 트베리를.</w:t>
-      </w:r>
-    </w:p>
-    <w:p>
-      <w:pPr>
-        <w:pStyle w:val="BodyText"/>
-      </w:pPr>
-      <w:r>
-        <w:t xml:space="preserve">글레브: 트베리는 내 것이 아니에요. 그 클리닉은 여러 곳에서 샀어요. 증명해 보시죠.</w:t>
-      </w:r>
-    </w:p>
-    <w:p>
-      <w:pPr>
-        <w:pStyle w:val="BodyText"/>
-      </w:pPr>
-      <w:r>
-        <w:t xml:space="preserve">자이체프: 회사 변호사 아르툠 자이체프입니다. 증명은 우리가 하지 않아요, 글레브 빅토로비치. 오늘 아침 로스즈드라브나드조르에 신고서가 들어갔어요. 이제 「신원 미상의 인물」이 아니에요. 당신 이름, 사진, 확인서와 증인까지. 그리고 당신 상자. 주사기 열 개 전부, 손대지 않은 채로.</w:t>
-      </w:r>
-    </w:p>
-    <w:p>
-      <w:pPr>
-        <w:pStyle w:val="BodyText"/>
-      </w:pPr>
-      <w:r>
-        <w:t xml:space="preserve">글레브: 내 이름으로. 대담하네요. 5월에 대담함이 얼마인지 알아요?</w:t>
-      </w:r>
-    </w:p>
-    <w:p>
-      <w:pPr>
-        <w:pStyle w:val="BodyText"/>
-      </w:pPr>
-      <w:r>
-        <w:t xml:space="preserve">이리나: 알아요. 계산했어요. 당신이 그랬잖아요: 내가 누구보다 계산을 잘한다고.</w:t>
-      </w:r>
-    </w:p>
-    <w:p>
-      <w:pPr>
-        <w:pStyle w:val="BodyText"/>
-      </w:pPr>
-      <w:r>
-        <w:t xml:space="preserve">글레브: 셰르시뇨프보다 잘한다고 했죠. 누구보다는 아니고. 좋아요. 행운을 빌어요, 보론초프. 필요할 거예요.</w:t>
-      </w:r>
-    </w:p>
-    <w:p>
-      <w:pPr>
-        <w:pStyle w:val="BodyText"/>
-      </w:pPr>
-      <w:r>
-        <w:t xml:space="preserve">알렉세이: 고마워요. 그리고 하나 더. 우리 사람들. 전화하지 마세요. 제냐에게도, 다른 사람에게도.</w:t>
-      </w:r>
-    </w:p>
-    <w:p>
-      <w:pPr>
-        <w:pStyle w:val="BodyText"/>
-      </w:pPr>
-      <w:r>
-        <w:t xml:space="preserve">글레브: 난 겁먹은 사람에게 전화해요. 그들을 겁주지 마세요 — 그럼 전화 안 해요.</w:t>
-      </w:r>
-    </w:p>
-    <w:p>
-      <w:pPr>
-        <w:pStyle w:val="BodyText"/>
-      </w:pPr>
-      <w:r>
-        <w:t xml:space="preserve">올가: 끊었어요. 마지막 말은 — 그의 것. 마지막 말을 좋아하는 사람이에요.</w:t>
+        <w:t xml:space="preserve">올가: 자이체프 연결됐고, 키릴과 이리나도 여기 있어요. 거셔도 돼요, 스피커로만 켜 주세요.</w:t>
+      </w:r>
+    </w:p>
+    <w:p>
+      <w:pPr>
+        <w:pStyle w:val="BodyText"/>
+      </w:pPr>
+      <w:r>
+        <w:t xml:space="preserve">알렉세이: 글레브 빅토로비치? 보론초프입니다. 오늘 금요일이라, 약속대로 전화했어요.</w:t>
+      </w:r>
+    </w:p>
+    <w:p>
+      <w:pPr>
+        <w:pStyle w:val="BodyText"/>
+      </w:pPr>
+      <w:r>
+        <w:t xml:space="preserve">글레브: 알렉세이 니콜라예비치, 기다렸어요. 그래서요? 첫 번째 안이에요, 두 번째 안이에요?</w:t>
+      </w:r>
+    </w:p>
+    <w:p>
+      <w:pPr>
+        <w:pStyle w:val="BodyText"/>
+      </w:pPr>
+      <w:r>
+        <w:t xml:space="preserve">알렉세이: 둘 다 아니에요. 우리는 둘 다 거절합니다. 서면으로 — 오늘.</w:t>
+      </w:r>
+    </w:p>
+    <w:p>
+      <w:pPr>
+        <w:pStyle w:val="BodyText"/>
+      </w:pPr>
+      <w:r>
+        <w:t xml:space="preserve">글레브: 서면으로라니, 엄숙하기도 하네요. 정확히 무엇을 거절하는지 알고는 있어요?</w:t>
+      </w:r>
+    </w:p>
+    <w:p>
+      <w:pPr>
+        <w:pStyle w:val="BodyText"/>
+      </w:pPr>
+      <w:r>
+        <w:t xml:space="preserve">알렉세이: 알아요: 1천만을요. 그리고 트베리도요.</w:t>
+      </w:r>
+    </w:p>
+    <w:p>
+      <w:pPr>
+        <w:pStyle w:val="BodyText"/>
+      </w:pPr>
+      <w:r>
+        <w:t xml:space="preserve">글레브: 트베리는 내 것이 아니에요, 그 클리닉은 여러 곳에서 샀어요. 증명부터 하고 말씀하시죠.</w:t>
+      </w:r>
+    </w:p>
+    <w:p>
+      <w:pPr>
+        <w:pStyle w:val="BodyText"/>
+      </w:pPr>
+      <w:r>
+        <w:t xml:space="preserve">자이체프: 회사 변호사 아르툠 자이체프입니다. 증명은 우리가 하지 않아요, 글레브 빅토로비치. 오늘 아침 로스즈드라브나드조르에 신고서가 들어갔는데, 이제 「신원 미상의 인물」이 아니라 당신 이름, 사진, 확인서와 증인이 있어요. 그리고 당신 상자도요, 주사기 열 개 전부 손대지 않은 채로.</w:t>
+      </w:r>
+    </w:p>
+    <w:p>
+      <w:pPr>
+        <w:pStyle w:val="BodyText"/>
+      </w:pPr>
+      <w:r>
+        <w:t xml:space="preserve">글레브: 내 이름으로요? 대담하네요. 5월에 대담함이 얼마인지 알아요?</w:t>
+      </w:r>
+    </w:p>
+    <w:p>
+      <w:pPr>
+        <w:pStyle w:val="BodyText"/>
+      </w:pPr>
+      <w:r>
+        <w:t xml:space="preserve">이리나: 알아요, 계산했어요. 당신이 그랬잖아요, 내가 누구보다 계산을 잘한다고.</w:t>
+      </w:r>
+    </w:p>
+    <w:p>
+      <w:pPr>
+        <w:pStyle w:val="BodyText"/>
+      </w:pPr>
+      <w:r>
+        <w:t xml:space="preserve">글레브: 셰르시뇨프보다 잘한다고 했지, 누구보다는 아니에요. 좋아요. 행운을 빌어요, 보론초프, 필요할 거예요.</w:t>
+      </w:r>
+    </w:p>
+    <w:p>
+      <w:pPr>
+        <w:pStyle w:val="BodyText"/>
+      </w:pPr>
+      <w:r>
+        <w:t xml:space="preserve">알렉세이: 고마워요. 그리고 하나 더: 우리 사람들에게 전화하지 마세요, 제냐에게도 다른 사람에게도요.</w:t>
+      </w:r>
+    </w:p>
+    <w:p>
+      <w:pPr>
+        <w:pStyle w:val="BodyText"/>
+      </w:pPr>
+      <w:r>
+        <w:t xml:space="preserve">글레브: 난 겁먹은 사람에게 전화해요. 그들을 겁주지 마세요, 그럼 전화 안 해요.</w:t>
+      </w:r>
+    </w:p>
+    <w:p>
+      <w:pPr>
+        <w:pStyle w:val="BodyText"/>
+      </w:pPr>
+      <w:r>
+        <w:t xml:space="preserve">올가: 끊었고, 마지막 말은 그가 했네요. 원래 마지막 말을 좋아하는 사람이에요.</w:t>
       </w:r>
     </w:p>
     <w:p>
@@ -3530,39 +3530,39 @@
         <w:pStyle w:val="FirstParagraph"/>
       </w:pPr>
       <w:r>
-        <w:t xml:space="preserve">도윤: 료샤, 모두 연결됐어. 윤 대표님. 법무 한지수. 내가 통역해. 말해.</w:t>
-      </w:r>
-    </w:p>
-    <w:p>
-      <w:pPr>
-        <w:pStyle w:val="BodyText"/>
-      </w:pPr>
-      <w:r>
-        <w:t xml:space="preserve">알렉세이: 대표님. 듣기 불편하실 말씀을 드려야 합니다.</w:t>
-      </w:r>
-    </w:p>
-    <w:p>
-      <w:pPr>
-        <w:pStyle w:val="BodyText"/>
-      </w:pPr>
-      <w:r>
-        <w:t xml:space="preserve">윤: 말씀하세요. 불편한 말은 일찍 듣는 게 낫습니다.</w:t>
-      </w:r>
-    </w:p>
-    <w:p>
-      <w:pPr>
-        <w:pStyle w:val="BodyText"/>
-      </w:pPr>
-      <w:r>
-        <w:t xml:space="preserve">알렉세이: 일주일 전 우리에게 미등록 중국산 젤을 팔라는 제안이 왔습니다. 대표님 회사 라벨을 붙여서. 우리 코드로. 원가 900루블. 월 1,800만. 우리는 거절했습니다. 오늘 — 서면으로. 샘플 상자는 우리 변호사에게 있습니다. 신고서는 로스즈드라브나드조르에.</w:t>
-      </w:r>
-    </w:p>
-    <w:p>
-      <w:pPr>
-        <w:pStyle w:val="BodyText"/>
-      </w:pPr>
-      <w:r>
-        <w:t xml:space="preserve">도윤: 대표님이 말이 없으셔. 잠깐. 메모하고 계셔.</w:t>
+        <w:t xml:space="preserve">도윤: 료샤, 모두 연결됐어: 윤 대표님과 우리 법무 한지수 씨. 내가 통역하니까 말해.</w:t>
+      </w:r>
+    </w:p>
+    <w:p>
+      <w:pPr>
+        <w:pStyle w:val="BodyText"/>
+      </w:pPr>
+      <w:r>
+        <w:t xml:space="preserve">알렉세이: 대표님, 듣기 불편하실 말씀을 드려야 합니다.</w:t>
+      </w:r>
+    </w:p>
+    <w:p>
+      <w:pPr>
+        <w:pStyle w:val="BodyText"/>
+      </w:pPr>
+      <w:r>
+        <w:t xml:space="preserve">윤: 말씀하세요. 불편한 말은 늦게보다 일찍 듣는 게 낫습니다.</w:t>
+      </w:r>
+    </w:p>
+    <w:p>
+      <w:pPr>
+        <w:pStyle w:val="BodyText"/>
+      </w:pPr>
+      <w:r>
+        <w:t xml:space="preserve">알렉세이: 일주일 전 우리에게 대표님 회사 라벨과 우리 코드를 붙여 미등록 중국산 젤을 팔라는 제안이 왔습니다. 원가 900루블, 이익은 월 1,800만이었습니다. 우리는 거절했고, 오늘 서면으로 거절합니다. 샘플 상자는 우리 변호사에게 있고, 신고서는 이미 로스즈드라브나드조르에 들어갔습니다.</w:t>
+      </w:r>
+    </w:p>
+    <w:p>
+      <w:pPr>
+        <w:pStyle w:val="BodyText"/>
+      </w:pPr>
+      <w:r>
+        <w:t xml:space="preserve">도윤: 대표님이 말이 없으셔. 잠깐만, 뭔가 메모하고 계셔.</w:t>
       </w:r>
     </w:p>
     <w:p>
@@ -3578,135 +3578,135 @@
         <w:pStyle w:val="BodyText"/>
       </w:pPr>
       <w:r>
-        <w:t xml:space="preserve">한지수: 한지수입니다. 질문입니다. 라벨이 진짜였습니까? 우리 디자인? 우리 서체?</w:t>
-      </w:r>
-    </w:p>
-    <w:p>
-      <w:pPr>
-        <w:pStyle w:val="BodyText"/>
-      </w:pPr>
-      <w:r>
-        <w:t xml:space="preserve">올가: 거의요. 사진이 있어요. 서체가 달라요. 로고가 — 약간 넓어요. 코드는 우리 형식인데 번호는 존재하지 않는 거예요.</w:t>
-      </w:r>
-    </w:p>
-    <w:p>
-      <w:pPr>
-        <w:pStyle w:val="BodyText"/>
-      </w:pPr>
-      <w:r>
-        <w:t xml:space="preserve">한지수: 사진을 오늘 보내 주세요. 그리고 가능하면 상자의 로트 번호도. 우리 공장에서 디자인이 어디서 샜는지 확인하겠습니다.</w:t>
-      </w:r>
-    </w:p>
-    <w:p>
-      <w:pPr>
-        <w:pStyle w:val="BodyText"/>
-      </w:pPr>
-      <w:r>
-        <w:t xml:space="preserve">자이체프: 상자는 드릴 수 없어요. 증거물이에요. 사진과 번호는 — 한 시간 안에 보낼게요.</w:t>
-      </w:r>
-    </w:p>
-    <w:p>
-      <w:pPr>
-        <w:pStyle w:val="BodyText"/>
-      </w:pPr>
-      <w:r>
-        <w:t xml:space="preserve">윤: 보론초프 대표. 왜 이걸 나에게 말합니까?</w:t>
-      </w:r>
-    </w:p>
-    <w:p>
-      <w:pPr>
-        <w:pStyle w:val="BodyText"/>
-      </w:pPr>
-      <w:r>
-        <w:t xml:space="preserve">알렉세이: 대표님의 이름이니까요.</w:t>
-      </w:r>
-    </w:p>
-    <w:p>
-      <w:pPr>
-        <w:pStyle w:val="BodyText"/>
-      </w:pPr>
-      <w:r>
-        <w:t xml:space="preserve">윤: 거절했잖아요. 일은 끝났어요. 말하지 않아도 됐어요. 아무도 몰랐을 겁니다.</w:t>
-      </w:r>
-    </w:p>
-    <w:p>
-      <w:pPr>
-        <w:pStyle w:val="BodyText"/>
-      </w:pPr>
-      <w:r>
-        <w:t xml:space="preserve">알렉세이: 그는 다른 사람들에게 갈 겁니다. 반드시. 대표님 라벨을 들고. 우리가 아니면 — 다른 누군가, 다른 도시, 다른 나라에서. 대표님은 트베리의 환자보다 먼저 아셔야 합니다. 기자보다 먼저. 법원보다 먼저. 그건 대표님의 권리입니다.</w:t>
-      </w:r>
-    </w:p>
-    <w:p>
-      <w:pPr>
-        <w:pStyle w:val="BodyText"/>
-      </w:pPr>
-      <w:r>
-        <w:t xml:space="preserve">윤: 얼마를 제안했습니까? 정확히.</w:t>
-      </w:r>
-    </w:p>
-    <w:p>
-      <w:pPr>
-        <w:pStyle w:val="BodyText"/>
-      </w:pPr>
-      <w:r>
-        <w:t xml:space="preserve">이리나: 첫 번째 — 월 차액 1,800만. 두 번째 — 선금 1천만에 월 200만.</w:t>
-      </w:r>
-    </w:p>
-    <w:p>
-      <w:pPr>
-        <w:pStyle w:val="BodyText"/>
-      </w:pPr>
-      <w:r>
-        <w:t xml:space="preserve">윤: 1천만. 환율로 생긴 구멍과 거의 같군요. 숫자를 봤습니다.</w:t>
-      </w:r>
-    </w:p>
-    <w:p>
-      <w:pPr>
-        <w:pStyle w:val="BodyText"/>
-      </w:pPr>
-      <w:r>
-        <w:t xml:space="preserve">이리나: 거의가 아니라. 전부요. 남기까지 했어요.</w:t>
-      </w:r>
-    </w:p>
-    <w:p>
-      <w:pPr>
-        <w:pStyle w:val="BodyText"/>
-      </w:pPr>
-      <w:r>
-        <w:t xml:space="preserve">윤: 그런데 거절했다. 모두가?</w:t>
-      </w:r>
-    </w:p>
-    <w:p>
-      <w:pPr>
-        <w:pStyle w:val="BodyText"/>
-      </w:pPr>
-      <w:r>
-        <w:t xml:space="preserve">알렉세이: 아니요. 모두는 아닙니다. 매니저 한 명이 반대했습니다. 공식적으로. 의사록에 기록돼 있어요.</w:t>
-      </w:r>
-    </w:p>
-    <w:p>
-      <w:pPr>
-        <w:pStyle w:val="BodyText"/>
-      </w:pPr>
-      <w:r>
-        <w:t xml:space="preserve">키릴: 저예요. 키릴 소모프. 거절에 반대했어요. 설명해도 될까요?</w:t>
-      </w:r>
-    </w:p>
-    <w:p>
-      <w:pPr>
-        <w:pStyle w:val="BodyText"/>
-      </w:pPr>
-      <w:r>
-        <w:t xml:space="preserve">윤: 설명하세요.</w:t>
-      </w:r>
-    </w:p>
-    <w:p>
-      <w:pPr>
-        <w:pStyle w:val="BodyText"/>
-      </w:pPr>
-      <w:r>
-        <w:t xml:space="preserve">키릴: 라벨은 원하지 않았어요. 한 번도. 5월에 15명이 해고되지 않기를 바랐어요. 그 사람들 이름을 알아요. 두 번째 제안은 합법이라고 생각했어요. 컨설팅, 계약, 변호사. 법에 대해선 틀렸어요. 올가 페트로브나가 설명해 줬어요. 하지만 사람에 대해선 틀리지 않았어요. 그들은 무서워해요. 저도요.</w:t>
+        <w:t xml:space="preserve">한지수: 한지수입니다. 질문이 있습니다: 라벨이 진짜였습니까? 우리 디자인, 우리 서체였나요?</w:t>
+      </w:r>
+    </w:p>
+    <w:p>
+      <w:pPr>
+        <w:pStyle w:val="BodyText"/>
+      </w:pPr>
+      <w:r>
+        <w:t xml:space="preserve">올가: 거의요, 사진이 있어요. 서체가 다르고, 로고가 약간 넓고, 코드는 우리 형식인데 번호는 존재하지 않는 거예요.</w:t>
+      </w:r>
+    </w:p>
+    <w:p>
+      <w:pPr>
+        <w:pStyle w:val="BodyText"/>
+      </w:pPr>
+      <w:r>
+        <w:t xml:space="preserve">한지수: 사진을 오늘 보내 주시고, 가능하면 상자의 로트 번호도요. 우리 공장에서 디자인이 어디서 샜는지 확인하겠습니다.</w:t>
+      </w:r>
+    </w:p>
+    <w:p>
+      <w:pPr>
+        <w:pStyle w:val="BodyText"/>
+      </w:pPr>
+      <w:r>
+        <w:t xml:space="preserve">자이체프: 상자는 증거물이라 드릴 수 없어요. 사진과 번호는 한 시간 안에 보낼게요.</w:t>
+      </w:r>
+    </w:p>
+    <w:p>
+      <w:pPr>
+        <w:pStyle w:val="BodyText"/>
+      </w:pPr>
+      <w:r>
+        <w:t xml:space="preserve">윤: 보론초프 대표, 왜 이 모든 걸 나에게 말합니까?</w:t>
+      </w:r>
+    </w:p>
+    <w:p>
+      <w:pPr>
+        <w:pStyle w:val="BodyText"/>
+      </w:pPr>
+      <w:r>
+        <w:t xml:space="preserve">알렉세이: 대표님의 이름이니까요. 대표님이 아셔야 합니다.</w:t>
+      </w:r>
+    </w:p>
+    <w:p>
+      <w:pPr>
+        <w:pStyle w:val="BodyText"/>
+      </w:pPr>
+      <w:r>
+        <w:t xml:space="preserve">윤: 거절했으니 일은 끝났어요. 말하지 않았어도 아무도 몰랐을 겁니다.</w:t>
+      </w:r>
+    </w:p>
+    <w:p>
+      <w:pPr>
+        <w:pStyle w:val="BodyText"/>
+      </w:pPr>
+      <w:r>
+        <w:t xml:space="preserve">알렉세이: 그는 반드시 대표님 라벨을 들고 다른 사람들에게 갈 겁니다. 우리가 아니면 — 다른 누군가, 다른 도시, 다른 나라에서요. 대표님은 트베리의 환자보다 먼저 아셔야 합니다. 기자보다 먼저. 법원보다 먼저. 그건 대표님의 권리이고, 제가 빼앗을 수 없습니다.</w:t>
+      </w:r>
+    </w:p>
+    <w:p>
+      <w:pPr>
+        <w:pStyle w:val="BodyText"/>
+      </w:pPr>
+      <w:r>
+        <w:t xml:space="preserve">윤: 얼마를 제안했습니까? 정확히 알아야겠어요.</w:t>
+      </w:r>
+    </w:p>
+    <w:p>
+      <w:pPr>
+        <w:pStyle w:val="BodyText"/>
+      </w:pPr>
+      <w:r>
+        <w:t xml:space="preserve">이리나: 첫 번째 안은 월 차액 1,800만, 두 번째 안은 선금 1천만에 이후 월 200만이었어요.</w:t>
+      </w:r>
+    </w:p>
+    <w:p>
+      <w:pPr>
+        <w:pStyle w:val="BodyText"/>
+      </w:pPr>
+      <w:r>
+        <w:t xml:space="preserve">윤: 1천만이면 환율로 생긴 구멍과 거의 같군요. 숫자를 봤습니다.</w:t>
+      </w:r>
+    </w:p>
+    <w:p>
+      <w:pPr>
+        <w:pStyle w:val="BodyText"/>
+      </w:pPr>
+      <w:r>
+        <w:t xml:space="preserve">이리나: 거의가 아니라 전부요. 남기까지 했을 거예요.</w:t>
+      </w:r>
+    </w:p>
+    <w:p>
+      <w:pPr>
+        <w:pStyle w:val="BodyText"/>
+      </w:pPr>
+      <w:r>
+        <w:t xml:space="preserve">윤: 그런데도 거절했다. 한 사람도 빠짐없이?</w:t>
+      </w:r>
+    </w:p>
+    <w:p>
+      <w:pPr>
+        <w:pStyle w:val="BodyText"/>
+      </w:pPr>
+      <w:r>
+        <w:t xml:space="preserve">알렉세이: 아니요, 모두는 아닙니다. 매니저 한 명이 공식적으로 반대했고, 의사록에 기록돼 있어요.</w:t>
+      </w:r>
+    </w:p>
+    <w:p>
+      <w:pPr>
+        <w:pStyle w:val="BodyText"/>
+      </w:pPr>
+      <w:r>
+        <w:t xml:space="preserve">키릴: 저예요, 키릴 소모프. 거절에 반대했어요. 이유를 설명해도 될까요?</w:t>
+      </w:r>
+    </w:p>
+    <w:p>
+      <w:pPr>
+        <w:pStyle w:val="BodyText"/>
+      </w:pPr>
+      <w:r>
+        <w:t xml:space="preserve">윤: 설명하세요. 의사록이 아니라 본인에게서 직접 듣고 싶습니다.</w:t>
+      </w:r>
+    </w:p>
+    <w:p>
+      <w:pPr>
+        <w:pStyle w:val="BodyText"/>
+      </w:pPr>
+      <w:r>
+        <w:t xml:space="preserve">키릴: 라벨은 한 번도 원하지 않았어요. 제가 이름까지 아는 15명이 5월에 해고되지 않기를 바랐어요. 두 번째 제안은 컨설팅, 계약, 변호사니까 합법이라고 생각했어요. 법에 대해선 틀렸고, 올가 페트로브나가 다 설명해 줬어요. 하지만 사람에 대해선 틀리지 않았어요: 그들은 무서워해요. 저도 무서워요.</w:t>
       </w:r>
     </w:p>
     <w:p>
@@ -3730,23 +3730,23 @@
         <w:pStyle w:val="BodyText"/>
       </w:pPr>
       <w:r>
-        <w:t xml:space="preserve">윤: 좋아요. 정직한 대답입니다. 30년 동안 모두가 「찬성」인 의사록을 봤어요. 그런 의사록은 거짓말을 합니다.</w:t>
-      </w:r>
-    </w:p>
-    <w:p>
-      <w:pPr>
-        <w:pStyle w:val="BodyText"/>
-      </w:pPr>
-      <w:r>
-        <w:t xml:space="preserve">한지수: 보론초프 대표님, 질문 하나 더. 법적인 것. 신고서에 「세진」을 명시하실 겁니까?</w:t>
-      </w:r>
-    </w:p>
-    <w:p>
-      <w:pPr>
-        <w:pStyle w:val="BodyText"/>
-      </w:pPr>
-      <w:r>
-        <w:t xml:space="preserve">올가: 이미 했어요. 피해 당사자로. 상표권. 그래서 귀사가 참여할 권리가 생겨요.</w:t>
+        <w:t xml:space="preserve">윤: 좋아요, 정직한 대답입니다. 30년 동안 모두가 「찬성」인 의사록을 봤는데, 그런 의사록은 거짓말을 합니다.</w:t>
+      </w:r>
+    </w:p>
+    <w:p>
+      <w:pPr>
+        <w:pStyle w:val="BodyText"/>
+      </w:pPr>
+      <w:r>
+        <w:t xml:space="preserve">한지수: 보론초프 대표님, 법적인 질문 하나 더. 신고서에 「세진」을 명시하실 겁니까?</w:t>
+      </w:r>
+    </w:p>
+    <w:p>
+      <w:pPr>
+        <w:pStyle w:val="BodyText"/>
+      </w:pPr>
+      <w:r>
+        <w:t xml:space="preserve">올가: 이미 했어요, 상표권자인 피해 당사자로요. 그래서 귀사가 사건에 참여할 권리가 생겨요.</w:t>
       </w:r>
     </w:p>
     <w:p>
@@ -3762,31 +3762,31 @@
         <w:pStyle w:val="BodyText"/>
       </w:pPr>
       <w:r>
-        <w:t xml:space="preserve">윤: 보론초프. 마지막으로. 오늘은 「감사합니다」라고 하지 않겠습니다.</w:t>
-      </w:r>
-    </w:p>
-    <w:p>
-      <w:pPr>
-        <w:pStyle w:val="BodyText"/>
-      </w:pPr>
-      <w:r>
-        <w:t xml:space="preserve">알렉세이: 감사를 바라지 않습니다, 대표님.</w:t>
-      </w:r>
-    </w:p>
-    <w:p>
-      <w:pPr>
-        <w:pStyle w:val="BodyText"/>
-      </w:pPr>
-      <w:r>
-        <w:t xml:space="preserve">윤: 압니다. 그래서 말하지 않는 겁니다. 먼저 공장을 확인하겠습니다. 그다음에 말하죠. 그럴 일이 있다면.</w:t>
-      </w:r>
-    </w:p>
-    <w:p>
-      <w:pPr>
-        <w:pStyle w:val="BodyText"/>
-      </w:pPr>
-      <w:r>
-        <w:t xml:space="preserve">도윤: 대표님이 나가셨어. 료샤… 자리에서 일어나셨어. 이런 건 처음 봐. 공장으로 가셨어. 직접.</w:t>
+        <w:t xml:space="preserve">윤: 보론초프, 마지막으로. 오늘은 「감사합니다」라고 하지 않겠습니다.</w:t>
+      </w:r>
+    </w:p>
+    <w:p>
+      <w:pPr>
+        <w:pStyle w:val="BodyText"/>
+      </w:pPr>
+      <w:r>
+        <w:t xml:space="preserve">알렉세이: 감사를 바라지도 않습니다, 대표님.</w:t>
+      </w:r>
+    </w:p>
+    <w:p>
+      <w:pPr>
+        <w:pStyle w:val="BodyText"/>
+      </w:pPr>
+      <w:r>
+        <w:t xml:space="preserve">윤: 압니다, 그래서 말하지 않는 겁니다. 먼저 공장을 확인하고, 그럴 일이 있다면 그다음에 말하죠.</w:t>
+      </w:r>
+    </w:p>
+    <w:p>
+      <w:pPr>
+        <w:pStyle w:val="BodyText"/>
+      </w:pPr>
+      <w:r>
+        <w:t xml:space="preserve">도윤: 대표님이 나가셨어. 료샤… 자리에서 일어나셨는데, 이런 건 처음 봐. 직접 공장으로 가셨어.</w:t>
       </w:r>
     </w:p>
     <w:p>
@@ -3802,7 +3802,7 @@
         <w:pStyle w:val="BodyText"/>
       </w:pPr>
       <w:r>
-        <w:t xml:space="preserve">도윤: 퇴근 시간이지. 한지수 씨한테 말씀하셨어: 「5년 치 라벨 디자인을 전부 가져오세요」. 그리고 나가셨어.</w:t>
+        <w:t xml:space="preserve">도윤: 그래, 퇴근 시간이지. 한지수 씨한테 「5년 치 라벨 디자인을 전부 가져오세요」라고 하시고 나가셨어.</w:t>
       </w:r>
     </w:p>
     <w:bookmarkEnd w:id="34"/>
@@ -3820,183 +3820,183 @@
         <w:pStyle w:val="FirstParagraph"/>
       </w:pPr>
       <w:r>
-        <w:t xml:space="preserve">코르닐로바: 그러니까 거절했군요. 좋아요. 난 남았어요. 이제 — 일. 의사들에게 뭐라고 하죠?</w:t>
-      </w:r>
-    </w:p>
-    <w:p>
-      <w:pPr>
-        <w:pStyle w:val="BodyText"/>
-      </w:pPr>
-      <w:r>
-        <w:t xml:space="preserve">알렉세이: 사실대로요. 글레브 이름 없이. 수사 중이니까요.</w:t>
-      </w:r>
-    </w:p>
-    <w:p>
-      <w:pPr>
-        <w:pStyle w:val="BodyText"/>
-      </w:pPr>
-      <w:r>
-        <w:t xml:space="preserve">코르닐로바: 이름 없이. 사진은요?</w:t>
-      </w:r>
-    </w:p>
-    <w:p>
-      <w:pPr>
-        <w:pStyle w:val="BodyText"/>
-      </w:pPr>
-      <w:r>
-        <w:t xml:space="preserve">올가: 라벨 사진은 — 돼요. 이건 경고지 고발이 아니에요.</w:t>
-      </w:r>
-    </w:p>
-    <w:p>
-      <w:pPr>
-        <w:pStyle w:val="BodyText"/>
-      </w:pPr>
-      <w:r>
-        <w:t xml:space="preserve">코르닐로바: 좋아요. 그럼 내가 써요. 세 항목. 알아보는 법. 할 일. 연락처. 「주의」도, 「위험」도, 굵은 글씨도 없이. 의사들은 느낌표를 싫어해요. 매일 광고에서 보거든요. 느낌표는 — 판매예요. 우리 편지는 진료 기록처럼 보여야 해요.</w:t>
-      </w:r>
-    </w:p>
-    <w:p>
-      <w:pPr>
-        <w:pStyle w:val="BodyText"/>
-      </w:pPr>
-      <w:r>
-        <w:t xml:space="preserve">디마: 제 여섯은요? 뭐라고 해요? 아침부터 물어봐요.</w:t>
-      </w:r>
-    </w:p>
-    <w:p>
-      <w:pPr>
-        <w:pStyle w:val="BodyText"/>
-      </w:pPr>
-      <w:r>
-        <w:t xml:space="preserve">알렉세이: 의사들한테 하는 말 그대로 해. 그리고 하나 더: 우리는 돈을 거절했다. 5월은 — 정해지지 않았다.</w:t>
-      </w:r>
-    </w:p>
-    <w:p>
-      <w:pPr>
-        <w:pStyle w:val="BodyText"/>
-      </w:pPr>
-      <w:r>
-        <w:t xml:space="preserve">이리나: 그걸로 안심하진 않을 거예요. 안심해서도 안 되고요. 사실이어야 해요. 안심은 — 나중에.</w:t>
-      </w:r>
-    </w:p>
-    <w:p>
-      <w:pPr>
-        <w:pStyle w:val="BodyText"/>
-      </w:pPr>
-      <w:r>
-        <w:t xml:space="preserve">키릴: 제가 말해도 될까요? 디마, 괜찮아요? 전 거절에 반대했어요. 저를 더 빨리 믿을 거예요.</w:t>
-      </w:r>
-    </w:p>
-    <w:p>
-      <w:pPr>
-        <w:pStyle w:val="BodyText"/>
-      </w:pPr>
-      <w:r>
-        <w:t xml:space="preserve">디마: 너를? 왜 너를 더 빨리?</w:t>
-      </w:r>
-    </w:p>
-    <w:p>
-      <w:pPr>
-        <w:pStyle w:val="BodyText"/>
-      </w:pPr>
-      <w:r>
-        <w:t xml:space="preserve">키릴: 제가 그들 편이었으니까요. 공식적으로. 의사록에, 날짜와 함께. 제가 「거절이 옳았다」고 하면 — 그건 윗사람 말이 아니에요. 그들처럼 그 돈을 원했던 사람의 말이죠. 그들은 들을 거예요. 디마, 그들은 당신을 좋아해요. 하지만 돈 얘기에선 당신을 안 믿을 거예요.</w:t>
-      </w:r>
-    </w:p>
-    <w:p>
-      <w:pPr>
-        <w:pStyle w:val="BodyText"/>
-      </w:pPr>
-      <w:r>
-        <w:t xml:space="preserve">코르닐로바: 키릴. 이리 와요. 알렉세이 니콜라예비치가 내 말 전해 줬어요?</w:t>
-      </w:r>
-    </w:p>
-    <w:p>
-      <w:pPr>
-        <w:pStyle w:val="BodyText"/>
-      </w:pPr>
-      <w:r>
-        <w:t xml:space="preserve">키릴: 전해 주셨어요. 「이건 감정이 아니다. 해부학이다」. 기억했어요.</w:t>
-      </w:r>
-    </w:p>
-    <w:p>
-      <w:pPr>
-        <w:pStyle w:val="BodyText"/>
-      </w:pPr>
-      <w:r>
-        <w:t xml:space="preserve">코르닐로바: 좋아요. 그럼 하나 더. 당신은 반대했어요. 받아들여지지 않았죠. 그런데 여기 와서. 마음에 안 드는 진실을 사람들에게 말하고 있어요. 그것도 해부학이에요, 키릴. 척추라고 하죠. 많은 어른들에게 없어요. 당신은 — 있어요. 내가 확인했어요.</w:t>
-      </w:r>
-    </w:p>
-    <w:p>
-      <w:pPr>
-        <w:pStyle w:val="BodyText"/>
-      </w:pPr>
-      <w:r>
-        <w:t xml:space="preserve">키릴: 감사합니다, 선생님. 세 번째 시도보다 낫네요.</w:t>
-      </w:r>
-    </w:p>
-    <w:p>
-      <w:pPr>
-        <w:pStyle w:val="BodyText"/>
-      </w:pPr>
-      <w:r>
-        <w:t xml:space="preserve">코르닐로바: 낫지 않아요. 이게 바로 세 번째 시도예요. 시험이 다를 뿐.</w:t>
-      </w:r>
-    </w:p>
-    <w:p>
-      <w:pPr>
-        <w:pStyle w:val="BodyText"/>
-      </w:pPr>
-      <w:r>
-        <w:t xml:space="preserve">올가: 선생님, 편지요. 단어 하나하나 볼게요. 특히 「위조품」. 지금은 그 단어는 — 법정용이에요.</w:t>
-      </w:r>
-    </w:p>
-    <w:p>
-      <w:pPr>
-        <w:pStyle w:val="BodyText"/>
-      </w:pPr>
-      <w:r>
-        <w:t xml:space="preserve">코르닐로바: 그럼 뭐라고요?</w:t>
-      </w:r>
-    </w:p>
-    <w:p>
-      <w:pPr>
-        <w:pStyle w:val="BodyText"/>
-      </w:pPr>
-      <w:r>
-        <w:t xml:space="preserve">올가: 「등록 절차를 거치지 않은 제품」. 길죠. 하지만 안전해요.</w:t>
-      </w:r>
-    </w:p>
-    <w:p>
-      <w:pPr>
-        <w:pStyle w:val="BodyText"/>
-      </w:pPr>
-      <w:r>
-        <w:t xml:space="preserve">코르닐로바: 길어요. 의사들은 끝까지 안 읽어요.</w:t>
-      </w:r>
-    </w:p>
-    <w:p>
-      <w:pPr>
-        <w:pStyle w:val="BodyText"/>
-      </w:pPr>
-      <w:r>
-        <w:t xml:space="preserve">알렉세이: 첫 줄이 — 선생님 것이면 읽어요. 우리 게 아니라. 선생님 서명, 선생님 목소리. 의사들은 우리가 아니라 선생님을 믿어요. 우리는 그들에게 — 판매자예요, 좋은 판매자라도. 첫 줄을 시험처럼 해 주세요. 짧게. 조금 무서울 만큼 정직하게.</w:t>
-      </w:r>
-    </w:p>
-    <w:p>
-      <w:pPr>
-        <w:pStyle w:val="BodyText"/>
-      </w:pPr>
-      <w:r>
-        <w:t xml:space="preserve">코르닐로바: 첫 줄: 「동료 여러분, 이 젤을 보았습니다. 안에 무엇이 있는지 모릅니다. 아무도 모릅니다」.</w:t>
-      </w:r>
-    </w:p>
-    <w:p>
-      <w:pPr>
-        <w:pStyle w:val="BodyText"/>
-      </w:pPr>
-      <w:r>
-        <w:t xml:space="preserve">올가: 그건 돼요. 이름 하나 없이. 고발 하나 없이. 사실만.</w:t>
+        <w:t xml:space="preserve">코르닐로바: 그러니까 거절했군요. 좋아요, 그럼 난 남아요. 이제 일하죠: 의사들에게 뭐라고 할 거예요?</w:t>
+      </w:r>
+    </w:p>
+    <w:p>
+      <w:pPr>
+        <w:pStyle w:val="BodyText"/>
+      </w:pPr>
+      <w:r>
+        <w:t xml:space="preserve">알렉세이: 사실대로요. 다만 수사 중이니 글레브 이름은 빼고요.</w:t>
+      </w:r>
+    </w:p>
+    <w:p>
+      <w:pPr>
+        <w:pStyle w:val="BodyText"/>
+      </w:pPr>
+      <w:r>
+        <w:t xml:space="preserve">코르닐로바: 이름 없이, 알겠어요. 사진은 넣어도 돼요?</w:t>
+      </w:r>
+    </w:p>
+    <w:p>
+      <w:pPr>
+        <w:pStyle w:val="BodyText"/>
+      </w:pPr>
+      <w:r>
+        <w:t xml:space="preserve">올가: 라벨 사진은 돼요. 이건 경고지 고발이 아니니까요.</w:t>
+      </w:r>
+    </w:p>
+    <w:p>
+      <w:pPr>
+        <w:pStyle w:val="BodyText"/>
+      </w:pPr>
+      <w:r>
+        <w:t xml:space="preserve">코르닐로바: 좋아요, 그럼 내가 써요. 세 항목: 알아보는 법, 할 일, 연락처. 「주의」도, 「위험」도, 굵은 글씨도 없이요. 의사들은 매일 광고에서 느낌표를 보니까 싫어해요. 느낌표는 판매예요. 우리 편지는 진료 기록처럼 보여야 해요.</w:t>
+      </w:r>
+    </w:p>
+    <w:p>
+      <w:pPr>
+        <w:pStyle w:val="BodyText"/>
+      </w:pPr>
+      <w:r>
+        <w:t xml:space="preserve">디마: 제 여섯에게는 뭐라고 해요? 아침부터 계속 물어봐요.</w:t>
+      </w:r>
+    </w:p>
+    <w:p>
+      <w:pPr>
+        <w:pStyle w:val="BodyText"/>
+      </w:pPr>
+      <w:r>
+        <w:t xml:space="preserve">알렉세이: 의사들한테 하는 말 그대로 해. 그리고 하나 더: 우리는 돈을 거절했고, 5월은 아직 정해지지 않았다고.</w:t>
+      </w:r>
+    </w:p>
+    <w:p>
+      <w:pPr>
+        <w:pStyle w:val="BodyText"/>
+      </w:pPr>
+      <w:r>
+        <w:t xml:space="preserve">이리나: 그걸로 안심하진 않을 거고, 안심해서도 안 돼요. 중요한 건 사실이라는 거고, 안심은 나중에 와요.</w:t>
+      </w:r>
+    </w:p>
+    <w:p>
+      <w:pPr>
+        <w:pStyle w:val="BodyText"/>
+      </w:pPr>
+      <w:r>
+        <w:t xml:space="preserve">키릴: 제가 말해도 될까요? 디마, 괜찮아요? 전 거절에 반대했으니까 저를 더 빨리 믿을 거예요.</w:t>
+      </w:r>
+    </w:p>
+    <w:p>
+      <w:pPr>
+        <w:pStyle w:val="BodyText"/>
+      </w:pPr>
+      <w:r>
+        <w:t xml:space="preserve">디마: 너를? 왜 나보다 너를 더 빨리 믿는다는 거야?</w:t>
+      </w:r>
+    </w:p>
+    <w:p>
+      <w:pPr>
+        <w:pStyle w:val="BodyText"/>
+      </w:pPr>
+      <w:r>
+        <w:t xml:space="preserve">키릴: 제가 공식적으로, 의사록에 날짜까지 남기고 그들 편에 섰으니까요. 제가 거절이 옳았다고 하면, 그건 윗사람 말이 아니라 그들처럼 그 돈을 원했던 사람의 말이에요. 그들은 들을 거예요. 디마, 그들은 당신을 좋아하지만, 돈 얘기에선 당신을 안 믿을 거예요.</w:t>
+      </w:r>
+    </w:p>
+    <w:p>
+      <w:pPr>
+        <w:pStyle w:val="BodyText"/>
+      </w:pPr>
+      <w:r>
+        <w:t xml:space="preserve">코르닐로바: 키릴, 이리 와요. 알렉세이 니콜라예비치가 내 말 전해 줬어요?</w:t>
+      </w:r>
+    </w:p>
+    <w:p>
+      <w:pPr>
+        <w:pStyle w:val="BodyText"/>
+      </w:pPr>
+      <w:r>
+        <w:t xml:space="preserve">키릴: 전해 주셨어요: 「이건 감정이 아니다. 해부학이다」. 기억했어요, 선생님.</w:t>
+      </w:r>
+    </w:p>
+    <w:p>
+      <w:pPr>
+        <w:pStyle w:val="BodyText"/>
+      </w:pPr>
+      <w:r>
+        <w:t xml:space="preserve">코르닐로바: 좋아요. 그럼 하나 더. 당신은 반대했고 받아들여지지 않았지만, 여기 와서 자기 마음에도 안 드는 진실을 사람들에게 말하고 있어요. 그것도 해부학이에요, 키릴, 척추라고 하죠. 많은 어른들에게 없는데, 당신은 있어요. 내가 확인했어요.</w:t>
+      </w:r>
+    </w:p>
+    <w:p>
+      <w:pPr>
+        <w:pStyle w:val="BodyText"/>
+      </w:pPr>
+      <w:r>
+        <w:t xml:space="preserve">키릴: 감사합니다, 선생님. 세 번째에 붙은 것보다 더 낫네요.</w:t>
+      </w:r>
+    </w:p>
+    <w:p>
+      <w:pPr>
+        <w:pStyle w:val="BodyText"/>
+      </w:pPr>
+      <w:r>
+        <w:t xml:space="preserve">코르닐로바: 낫지 않아요. 이게 바로 당신의 세 번째 시도예요, 시험이 다를 뿐.</w:t>
+      </w:r>
+    </w:p>
+    <w:p>
+      <w:pPr>
+        <w:pStyle w:val="BodyText"/>
+      </w:pPr>
+      <w:r>
+        <w:t xml:space="preserve">올가: 선생님, 편지의 단어 하나하나를 볼게요, 특히 「위조품」이요. 지금 그 단어는 법정용이에요.</w:t>
+      </w:r>
+    </w:p>
+    <w:p>
+      <w:pPr>
+        <w:pStyle w:val="BodyText"/>
+      </w:pPr>
+      <w:r>
+        <w:t xml:space="preserve">코르닐로바: 「위조품」이 아니면 뭐라고 써요?</w:t>
+      </w:r>
+    </w:p>
+    <w:p>
+      <w:pPr>
+        <w:pStyle w:val="BodyText"/>
+      </w:pPr>
+      <w:r>
+        <w:t xml:space="preserve">올가: 「등록 절차를 거치지 않은 제품」. 길지만 안전해요.</w:t>
+      </w:r>
+    </w:p>
+    <w:p>
+      <w:pPr>
+        <w:pStyle w:val="BodyText"/>
+      </w:pPr>
+      <w:r>
+        <w:t xml:space="preserve">코르닐로바: 너무 길어요, 의사들은 끝까지 안 읽어요.</w:t>
+      </w:r>
+    </w:p>
+    <w:p>
+      <w:pPr>
+        <w:pStyle w:val="BodyText"/>
+      </w:pPr>
+      <w:r>
+        <w:t xml:space="preserve">알렉세이: 첫 줄이 우리 게 아니라 선생님 것이면 읽어요: 선생님 서명, 선생님 목소리요. 의사들은 우리가 아니라 선생님을 믿어요. 우리는 좋은 판매자라도 판매자니까요. 첫 줄을 시험처럼 해 주세요: 짧게, 조금 무서울 만큼 정직하게.</w:t>
+      </w:r>
+    </w:p>
+    <w:p>
+      <w:pPr>
+        <w:pStyle w:val="BodyText"/>
+      </w:pPr>
+      <w:r>
+        <w:t xml:space="preserve">코르닐로바: 그럼 첫 줄: 「동료 여러분, 이 젤을 보았습니다. 안에 무엇이 있는지 모릅니다. 아무도 모릅니다」.</w:t>
+      </w:r>
+    </w:p>
+    <w:p>
+      <w:pPr>
+        <w:pStyle w:val="BodyText"/>
+      </w:pPr>
+      <w:r>
+        <w:t xml:space="preserve">올가: 그건 돼요: 이름 하나, 고발 하나 없이 사실만.</w:t>
       </w:r>
     </w:p>
     <w:p>
@@ -4012,31 +4012,31 @@
         <w:pStyle w:val="BodyText"/>
       </w:pPr>
       <w:r>
-        <w:t xml:space="preserve">디마: 상담선 준비됐어요. 조야에게 말할게요. 전화가 오면 — 로트, 사진, 도시를 기록.</w:t>
-      </w:r>
-    </w:p>
-    <w:p>
-      <w:pPr>
-        <w:pStyle w:val="BodyText"/>
-      </w:pPr>
-      <w:r>
-        <w:t xml:space="preserve">코르닐로바: 셋째 줄은 — 알렉세이 니콜라예비치. 당신 거예요.</w:t>
-      </w:r>
-    </w:p>
-    <w:p>
-      <w:pPr>
-        <w:pStyle w:val="BodyText"/>
-      </w:pPr>
-      <w:r>
-        <w:t xml:space="preserve">알렉세이: 제 거요? 뭘 써야 하죠?</w:t>
-      </w:r>
-    </w:p>
-    <w:p>
-      <w:pPr>
-        <w:pStyle w:val="BodyText"/>
-      </w:pPr>
-      <w:r>
-        <w:t xml:space="preserve">코르닐로바: 왜 거절했는지. 한 줄로. 의사들은 누구와 일하는지 알고 싶어 해요.</w:t>
+        <w:t xml:space="preserve">디마: 상담선 준비됐어요, 조야에게 말할게요. 전화가 오면 로트, 사진, 도시를 기록해요.</w:t>
+      </w:r>
+    </w:p>
+    <w:p>
+      <w:pPr>
+        <w:pStyle w:val="BodyText"/>
+      </w:pPr>
+      <w:r>
+        <w:t xml:space="preserve">코르닐로바: 그리고 셋째 줄은 당신 거예요, 알렉세이 니콜라예비치.</w:t>
+      </w:r>
+    </w:p>
+    <w:p>
+      <w:pPr>
+        <w:pStyle w:val="BodyText"/>
+      </w:pPr>
+      <w:r>
+        <w:t xml:space="preserve">알렉세이: 제 거요? 그럼 뭘 써야 하죠?</w:t>
+      </w:r>
+    </w:p>
+    <w:p>
+      <w:pPr>
+        <w:pStyle w:val="BodyText"/>
+      </w:pPr>
+      <w:r>
+        <w:t xml:space="preserve">코르닐로바: 왜 거절했는지 한 줄로요. 의사들은 누구와 일하는지 알고 싶어 해요.</w:t>
       </w:r>
     </w:p>
     <w:p>
@@ -4052,7 +4052,7 @@
         <w:pStyle w:val="BodyText"/>
       </w:pPr>
       <w:r>
-        <w:t xml:space="preserve">코르닐로바: 됐어요. 둘이 서명해요. 내가 — 먼저. 당신이 — 두 번째. 시험처럼: 시험관이 먼저.</w:t>
+        <w:t xml:space="preserve">코르닐로바: 됐어요. 둘이 서명해요: 내가 먼저, 당신이 두 번째로. 시험관이 먼저 서명하는 시험처럼요.</w:t>
       </w:r>
     </w:p>
     <w:bookmarkEnd w:id="35"/>
@@ -4070,47 +4070,47 @@
         <w:pStyle w:val="FirstParagraph"/>
       </w:pPr>
       <w:r>
-        <w:t xml:space="preserve">루스템: 알렉세이? 루스템이야. 카잔. 이상한 전화가 왔어. 글레브라는 사람. 모스크바 근교.</w:t>
-      </w:r>
-    </w:p>
-    <w:p>
-      <w:pPr>
-        <w:pStyle w:val="BodyText"/>
-      </w:pPr>
-      <w:r>
-        <w:t xml:space="preserve">알렉세이: 글레브 아르세니예프. 뭐라고 했어?</w:t>
-      </w:r>
-    </w:p>
-    <w:p>
-      <w:pPr>
-        <w:pStyle w:val="BodyText"/>
-      </w:pPr>
-      <w:r>
-        <w:t xml:space="preserve">루스템: 너희가 동의했대. 이제 한 편이래. 나한테는 — 40퍼센트 할인.</w:t>
-      </w:r>
-    </w:p>
-    <w:p>
-      <w:pPr>
-        <w:pStyle w:val="BodyText"/>
-      </w:pPr>
-      <w:r>
-        <w:t xml:space="preserve">알렉세이: 루스템, 그건 거짓말이야. 우리는 거절해. 오늘 아침. 서면으로.</w:t>
-      </w:r>
-    </w:p>
-    <w:p>
-      <w:pPr>
-        <w:pStyle w:val="BodyText"/>
-      </w:pPr>
-      <w:r>
-        <w:t xml:space="preserve">루스템: 그럴 줄 알았어. 넌 판지를 안 떼잖아. 그래도 직접 듣고 싶었어.</w:t>
-      </w:r>
-    </w:p>
-    <w:p>
-      <w:pPr>
-        <w:pStyle w:val="BodyText"/>
-      </w:pPr>
-      <w:r>
-        <w:t xml:space="preserve">알렉세이: 뭐라고 대답했어?</w:t>
+        <w:t xml:space="preserve">루스템: 알렉세이? 카잔의 루스템이야. 이상한 전화가 왔어, 모스크바 근교의 글레브라는 사람한테서.</w:t>
+      </w:r>
+    </w:p>
+    <w:p>
+      <w:pPr>
+        <w:pStyle w:val="BodyText"/>
+      </w:pPr>
+      <w:r>
+        <w:t xml:space="preserve">알렉세이: 글레브 아르세니예프야. 너한테 뭐라고 했어?</w:t>
+      </w:r>
+    </w:p>
+    <w:p>
+      <w:pPr>
+        <w:pStyle w:val="BodyText"/>
+      </w:pPr>
+      <w:r>
+        <w:t xml:space="preserve">루스템: 너희가 동의해서 이제 한 편이래. 그리고 나한테 40퍼센트 할인을 제안했어.</w:t>
+      </w:r>
+    </w:p>
+    <w:p>
+      <w:pPr>
+        <w:pStyle w:val="BodyText"/>
+      </w:pPr>
+      <w:r>
+        <w:t xml:space="preserve">알렉세이: 루스템, 그건 거짓말이야. 우리는 오늘 아침 서면으로 거절해.</w:t>
+      </w:r>
+    </w:p>
+    <w:p>
+      <w:pPr>
+        <w:pStyle w:val="BodyText"/>
+      </w:pPr>
+      <w:r>
+        <w:t xml:space="preserve">루스템: 그럴 줄 알았어, 넌 판지를 안 떼니까. 그래도 너한테서 직접 듣고 싶었어.</w:t>
+      </w:r>
+    </w:p>
+    <w:p>
+      <w:pPr>
+        <w:pStyle w:val="BodyText"/>
+      </w:pPr>
+      <w:r>
+        <w:t xml:space="preserve">알렉세이: 그래서 뭐라고 대답했어, 루스템? 말해 줄 수 있어?</w:t>
       </w:r>
     </w:p>
     <w:p>
@@ -4126,143 +4126,143 @@
         <w:pStyle w:val="BodyText"/>
       </w:pPr>
       <w:r>
-        <w:t xml:space="preserve">이리나: 벌써 두 번째예요. 루스템 한 시간 뒤에 마리나가 전화했어요. 글레브가 똑같은 말을 했대요.</w:t>
-      </w:r>
-    </w:p>
-    <w:p>
-      <w:pPr>
-        <w:pStyle w:val="BodyText"/>
-      </w:pPr>
-      <w:r>
-        <w:t xml:space="preserve">올가: 파트너들에게 거짓말을 하네요. 우리를 갈라놓으려는 거죠. 아니면 하나씩 사들이려고.</w:t>
-      </w:r>
-    </w:p>
-    <w:p>
-      <w:pPr>
-        <w:pStyle w:val="BodyText"/>
-      </w:pPr>
-      <w:r>
-        <w:t xml:space="preserve">알렉세이: 그럼 그보다 빨라야죠. 편지. 다섯 명 모두에게. 오늘. 뭘 제안받았는지, 뭘 거절했는지, 왜.</w:t>
-      </w:r>
-    </w:p>
-    <w:p>
-      <w:pPr>
-        <w:pStyle w:val="BodyText"/>
-      </w:pPr>
-      <w:r>
-        <w:t xml:space="preserve">올가: 그리고 우리 거절서 사본. 날짜와 함께. 누가 누구를 배신했는지 아무도 의문이 없게.</w:t>
-      </w:r>
-    </w:p>
-    <w:p>
-      <w:pPr>
-        <w:pStyle w:val="BodyText"/>
-      </w:pPr>
-      <w:r>
-        <w:t xml:space="preserve">키릴: 그리고 라벨 사진도요. 창고를 확인하게요. 자보드치코프. 프로호로프. 트카치.</w:t>
-      </w:r>
-    </w:p>
-    <w:p>
-      <w:pPr>
-        <w:pStyle w:val="BodyText"/>
-      </w:pPr>
-      <w:r>
-        <w:t xml:space="preserve">루스템: 내가 직접 확인할게. 오늘. 아이다르한테도 — 클리닉을 보라고 할게. 뭐가 나오면 — 너한테 제일 먼저.</w:t>
-      </w:r>
-    </w:p>
-    <w:p>
-      <w:pPr>
-        <w:pStyle w:val="BodyText"/>
-      </w:pPr>
-      <w:r>
-        <w:t xml:space="preserve">알렉세이: 고마워, 루스템. 네가 전화하게 만들어서 미안해.</w:t>
-      </w:r>
-    </w:p>
-    <w:p>
-      <w:pPr>
-        <w:pStyle w:val="BodyText"/>
-      </w:pPr>
-      <w:r>
-        <w:t xml:space="preserve">루스템: 전화 안 했으면 미안했겠지. 약속했잖아: 파트너 다섯, 상담선 하나. 차는 금요일마다.</w:t>
-      </w:r>
-    </w:p>
-    <w:p>
-      <w:pPr>
-        <w:pStyle w:val="BodyText"/>
-      </w:pPr>
-      <w:r>
-        <w:t xml:space="preserve">이리나: 자보드치코프에게서 왔어요. 한 단어: 「접수」. 그리고 사진 — 그의 창고. 깨끗해요.</w:t>
-      </w:r>
-    </w:p>
-    <w:p>
-      <w:pPr>
-        <w:pStyle w:val="BodyText"/>
-      </w:pPr>
-      <w:r>
-        <w:t xml:space="preserve">올가: 마리나에게서: 「온도 기록부는 언제든 점검에 열려 있습니다」. 그게 그녀의 「접수」예요.</w:t>
-      </w:r>
-    </w:p>
-    <w:p>
-      <w:pPr>
-        <w:pStyle w:val="BodyText"/>
-      </w:pPr>
-      <w:r>
-        <w:t xml:space="preserve">키릴: 프로호로프: 「톰스크 깨끗. 오비-팜 — 확인 중」. 트카치는 아직 조용해요. 블라디보스토크는 — 밤이에요.</w:t>
-      </w:r>
-    </w:p>
-    <w:p>
-      <w:pPr>
-        <w:pStyle w:val="BodyText"/>
-      </w:pPr>
-      <w:r>
-        <w:t xml:space="preserve">알렉세이: 트카치는 아침에 답할 거예요. 항상 답해요. 시간대 때문이에요.</w:t>
-      </w:r>
-    </w:p>
-    <w:p>
-      <w:pPr>
-        <w:pStyle w:val="BodyText"/>
-      </w:pPr>
-      <w:r>
-        <w:t xml:space="preserve">올가: 다섯 중 다섯. 글레브는 누군가는 흔들릴 거라 생각했죠. 아무도.</w:t>
-      </w:r>
-    </w:p>
-    <w:p>
-      <w:pPr>
-        <w:pStyle w:val="BodyText"/>
-      </w:pPr>
-      <w:r>
-        <w:t xml:space="preserve">이리나: 알렉세이. 숫자요. 듣고 싶어 하셨죠.</w:t>
-      </w:r>
-    </w:p>
-    <w:p>
-      <w:pPr>
-        <w:pStyle w:val="BodyText"/>
-      </w:pPr>
-      <w:r>
-        <w:t xml:space="preserve">알렉세이: 말해요. 「하지만」 없이.</w:t>
-      </w:r>
-    </w:p>
-    <w:p>
-      <w:pPr>
-        <w:pStyle w:val="BodyText"/>
-      </w:pPr>
-      <w:r>
-        <w:t xml:space="preserve">이리나: 우리는 1천만을 거절했어요. 구멍은 — 월 400만. 3월 — 마이너스. 4월 — 환율이 안 돌아오면 마이너스. 5월 — 트리거. 명단 — 가능성 있음. 이름 15개. 당신이 소리 내 읽게 될 거예요. 이게 사실이에요. 누그러뜨리지 않아요. 5월에도 누그러뜨리지 않을 거예요.</w:t>
-      </w:r>
-    </w:p>
-    <w:p>
-      <w:pPr>
-        <w:pStyle w:val="BodyText"/>
-      </w:pPr>
-      <w:r>
-        <w:t xml:space="preserve">알렉세이: 누그러뜨리지 마요. 알아요.</w:t>
-      </w:r>
-    </w:p>
-    <w:p>
-      <w:pPr>
-        <w:pStyle w:val="BodyText"/>
-      </w:pPr>
-      <w:r>
-        <w:t xml:space="preserve">이리나: 그리고 숫자 하나 더. 파트너 다섯이 세 시간 안에 답했어요. 아무도 40퍼센트 할인을 묻지 않았어요. 단 한 명도. 이것도 계산해요. 이건 1천만보다 값져요. 보고서에 안 들어갈 뿐. 감사인들은 이런 건 안 써요. 난 쓸 거예요. 각주에. 작은 글씨로.</w:t>
+        <w:t xml:space="preserve">이리나: 벌써 두 번째 전화예요. 루스템 한 시간 뒤에 마리나가 전화했는데, 글레브가 똑같은 말을 했대요.</w:t>
+      </w:r>
+    </w:p>
+    <w:p>
+      <w:pPr>
+        <w:pStyle w:val="BodyText"/>
+      </w:pPr>
+      <w:r>
+        <w:t xml:space="preserve">올가: 파트너들에게 거짓말을 하네요. 우리를 갈라놓거나 하나씩 사들이려는 거죠.</w:t>
+      </w:r>
+    </w:p>
+    <w:p>
+      <w:pPr>
+        <w:pStyle w:val="BodyText"/>
+      </w:pPr>
+      <w:r>
+        <w:t xml:space="preserve">알렉세이: 그럼 그보다 빨라야죠. 오늘 다섯 명 모두에게 편지를 써요: 뭘 제안받았는지, 뭘 거절했는지, 왜인지. 글레브가 아니라 우리한테서 듣게 해야 해요. 먼저 말하는 사람이 보통 대화 전체의 분위기를 정하니까요.</w:t>
+      </w:r>
+    </w:p>
+    <w:p>
+      <w:pPr>
+        <w:pStyle w:val="BodyText"/>
+      </w:pPr>
+      <w:r>
+        <w:t xml:space="preserve">올가: 그리고 날짜가 적힌 우리 거절서 사본도 붙여요. 누가 누구를 배신했는지 아무도 의문이 없게요.</w:t>
+      </w:r>
+    </w:p>
+    <w:p>
+      <w:pPr>
+        <w:pStyle w:val="BodyText"/>
+      </w:pPr>
+      <w:r>
+        <w:t xml:space="preserve">키릴: 그리고 라벨 사진도요. 자보드치코프, 프로호로프, 트카치 창고를 확인하게요.</w:t>
+      </w:r>
+    </w:p>
+    <w:p>
+      <w:pPr>
+        <w:pStyle w:val="BodyText"/>
+      </w:pPr>
+      <w:r>
+        <w:t xml:space="preserve">루스템: 내가 오늘 직접 확인할게. 아이다르한테도 클리닉을 보라고 할게. 뭐가 나오면 너한테 제일 먼저 알릴게.</w:t>
+      </w:r>
+    </w:p>
+    <w:p>
+      <w:pPr>
+        <w:pStyle w:val="BodyText"/>
+      </w:pPr>
+      <w:r>
+        <w:t xml:space="preserve">알렉세이: 고마워, 루스템. 네가 전화하게 만들어서 민망하다.</w:t>
+      </w:r>
+    </w:p>
+    <w:p>
+      <w:pPr>
+        <w:pStyle w:val="BodyText"/>
+      </w:pPr>
+      <w:r>
+        <w:t xml:space="preserve">루스템: 전화 안 했으면 그게 민망했겠지. 약속했잖아: 파트너 다섯, 상담선 하나, 차는 금요일마다.</w:t>
+      </w:r>
+    </w:p>
+    <w:p>
+      <w:pPr>
+        <w:pStyle w:val="BodyText"/>
+      </w:pPr>
+      <w:r>
+        <w:t xml:space="preserve">이리나: 자보드치코프에게서 한 단어가 왔어요: 「접수」. 그리고 그의 창고 사진, 깨끗해요.</w:t>
+      </w:r>
+    </w:p>
+    <w:p>
+      <w:pPr>
+        <w:pStyle w:val="BodyText"/>
+      </w:pPr>
+      <w:r>
+        <w:t xml:space="preserve">올가: 마리나에게서: 「온도 기록부는 언제든 점검에 열려 있습니다」. 그게 그녀식 「접수」예요.</w:t>
+      </w:r>
+    </w:p>
+    <w:p>
+      <w:pPr>
+        <w:pStyle w:val="BodyText"/>
+      </w:pPr>
+      <w:r>
+        <w:t xml:space="preserve">키릴: 프로호로프는 「톰스크 깨끗, 「오비-팜」 확인 중」이래요. 트카치는 아직 조용한데, 블라디보스토크는 지금 밤이에요.</w:t>
+      </w:r>
+    </w:p>
+    <w:p>
+      <w:pPr>
+        <w:pStyle w:val="BodyText"/>
+      </w:pPr>
+      <w:r>
+        <w:t xml:space="preserve">알렉세이: 트카치는 아침에 답할 거예요, 항상 답하니까요. 그냥 시간대 때문이에요.</w:t>
+      </w:r>
+    </w:p>
+    <w:p>
+      <w:pPr>
+        <w:pStyle w:val="BodyText"/>
+      </w:pPr>
+      <w:r>
+        <w:t xml:space="preserve">올가: 다섯 중 다섯. 글레브는 누군가는 흔들릴 거라 생각했지만 아무도 흔들리지 않았어요.</w:t>
+      </w:r>
+    </w:p>
+    <w:p>
+      <w:pPr>
+        <w:pStyle w:val="BodyText"/>
+      </w:pPr>
+      <w:r>
+        <w:t xml:space="preserve">이리나: 알렉세이, 이제 숫자요. 듣고 싶어 하셨죠.</w:t>
+      </w:r>
+    </w:p>
+    <w:p>
+      <w:pPr>
+        <w:pStyle w:val="BodyText"/>
+      </w:pPr>
+      <w:r>
+        <w:t xml:space="preserve">알렉세이: 말해요, 이리나. 「하지만」 없이요.</w:t>
+      </w:r>
+    </w:p>
+    <w:p>
+      <w:pPr>
+        <w:pStyle w:val="BodyText"/>
+      </w:pPr>
+      <w:r>
+        <w:t xml:space="preserve">이리나: 우리는 1천만을 거절했고, 구멍은 월 400만이에요. 3월은 마이너스, 환율이 안 돌아오면 4월도 마이너스, 그리고 5월엔 트리거가 작동해요. 명단이 나올 수 있어요: 이름 15개, 그리고 당신이 소리 내 읽게 될 거예요. 이게 사실이고, 누그러뜨리지 않아요. 5월에도 안 그럴 거예요.</w:t>
+      </w:r>
+    </w:p>
+    <w:p>
+      <w:pPr>
+        <w:pStyle w:val="BodyText"/>
+      </w:pPr>
+      <w:r>
+        <w:t xml:space="preserve">알렉세이: 누그러뜨리지 마요, 이리나. 다 알아요.</w:t>
+      </w:r>
+    </w:p>
+    <w:p>
+      <w:pPr>
+        <w:pStyle w:val="BodyText"/>
+      </w:pPr>
+      <w:r>
+        <w:t xml:space="preserve">이리나: 그리고 숫자 하나 더. 파트너 다섯이 세 시간 안에 답했는데, 아무도 40퍼센트 할인을 묻지 않았어요, 단 한 명도요. 이것도 계산하는데, 1천만보다 값져요. 보고서에 안 들어갈 뿐이죠. 감사인들은 이런 건 안 쓰지만, 난 쓸 거예요. 각주에, 작은 글씨로.</w:t>
       </w:r>
     </w:p>
     <w:bookmarkEnd w:id="36"/>
@@ -4280,79 +4280,79 @@
         <w:pStyle w:val="FirstParagraph"/>
       </w:pPr>
       <w:r>
-        <w:t xml:space="preserve">알렉세이: 도윤? 거긴 새벽 4시잖아. 무슨 일이야?</w:t>
-      </w:r>
-    </w:p>
-    <w:p>
-      <w:pPr>
-        <w:pStyle w:val="BodyText"/>
-      </w:pPr>
-      <w:r>
-        <w:t xml:space="preserve">도윤: 대표님이 집에 안 가셨어. 밤새 — 공장에. 한지수 씨랑. 서류철과 함께.</w:t>
-      </w:r>
-    </w:p>
-    <w:p>
-      <w:pPr>
-        <w:pStyle w:val="BodyText"/>
-      </w:pPr>
-      <w:r>
-        <w:t xml:space="preserve">알렉세이: 뭘 찾고 계셔?</w:t>
-      </w:r>
-    </w:p>
-    <w:p>
-      <w:pPr>
-        <w:pStyle w:val="BodyText"/>
-      </w:pPr>
-      <w:r>
-        <w:t xml:space="preserve">도윤: 글레브가 우리 디자인을 어디서 얻었는지. 찾았어. 인쇄소. 옛날 거. 4년 전에 거래를 끊었는데. 그쪽에서 원판을 보관하고 있었어.</w:t>
-      </w:r>
-    </w:p>
-    <w:p>
-      <w:pPr>
-        <w:pStyle w:val="BodyText"/>
-      </w:pPr>
-      <w:r>
-        <w:t xml:space="preserve">알렉세이: 4년. 그리고 아무도 몰랐네.</w:t>
-      </w:r>
-    </w:p>
-    <w:p>
-      <w:pPr>
-        <w:pStyle w:val="BodyText"/>
-      </w:pPr>
-      <w:r>
-        <w:t xml:space="preserve">도윤: 아무도. 대표님은 자기 잘못이래. 인쇄소가 아니라. 자기. 계약서에 자기가 서명했다고.</w:t>
-      </w:r>
-    </w:p>
-    <w:p>
-      <w:pPr>
-        <w:pStyle w:val="BodyText"/>
-      </w:pPr>
-      <w:r>
-        <w:t xml:space="preserve">알렉세이: 어떻게 하실 거래?</w:t>
-      </w:r>
-    </w:p>
-    <w:p>
-      <w:pPr>
-        <w:pStyle w:val="BodyText"/>
-      </w:pPr>
-      <w:r>
-        <w:t xml:space="preserve">도윤: 아침에 — 새 라벨 디자인. 보안 장치. 홀로그램. 모든 나라용. 러시아만이 아니라.</w:t>
-      </w:r>
-    </w:p>
-    <w:p>
-      <w:pPr>
-        <w:pStyle w:val="BodyText"/>
-      </w:pPr>
-      <w:r>
-        <w:t xml:space="preserve">알렉세이: 모든 나라용. 므이티시 카페의 상자 하나 때문에.</w:t>
-      </w:r>
-    </w:p>
-    <w:p>
-      <w:pPr>
-        <w:pStyle w:val="BodyText"/>
-      </w:pPr>
-      <w:r>
-        <w:t xml:space="preserve">도윤: 그 상자를 받지 않은 한 사람 때문에. 대표님이 그렇게 말씀하셨어. 한국어로. 정확히 옮기는 거야.</w:t>
+        <w:t xml:space="preserve">알렉세이: 도윤? 거긴 지금 새벽 4시잖아. 무슨 일이야?</w:t>
+      </w:r>
+    </w:p>
+    <w:p>
+      <w:pPr>
+        <w:pStyle w:val="BodyText"/>
+      </w:pPr>
+      <w:r>
+        <w:t xml:space="preserve">도윤: 대표님이 결국 집에 안 가셨어. 밤새 한지수 씨랑 서류철을 들고 공장에 계셔.</w:t>
+      </w:r>
+    </w:p>
+    <w:p>
+      <w:pPr>
+        <w:pStyle w:val="BodyText"/>
+      </w:pPr>
+      <w:r>
+        <w:t xml:space="preserve">알렉세이: 밤새 거기서 뭘 찾고 계셔? 비밀 아니면 말해 줘.</w:t>
+      </w:r>
+    </w:p>
+    <w:p>
+      <w:pPr>
+        <w:pStyle w:val="BodyText"/>
+      </w:pPr>
+      <w:r>
+        <w:t xml:space="preserve">도윤: 글레브가 우리 디자인을 어디서 얻었는지. 그리고 찾았어: 4년 전에 거래를 끊은 옛날 인쇄소야. 계약상 폐기해야 했는데 우리 원판을 보관하고 있었고, 아무래도 돈만 많이 주면 누구한테나 팔았던 것 같아.</w:t>
+      </w:r>
+    </w:p>
+    <w:p>
+      <w:pPr>
+        <w:pStyle w:val="BodyText"/>
+      </w:pPr>
+      <w:r>
+        <w:t xml:space="preserve">알렉세이: 4년이나, 그리고 아무도 몰랐네.</w:t>
+      </w:r>
+    </w:p>
+    <w:p>
+      <w:pPr>
+        <w:pStyle w:val="BodyText"/>
+      </w:pPr>
+      <w:r>
+        <w:t xml:space="preserve">도윤: 아무도. 대표님은 인쇄소가 아니라 자기 잘못이래. 계약서에 자기가 서명했으니까.</w:t>
+      </w:r>
+    </w:p>
+    <w:p>
+      <w:pPr>
+        <w:pStyle w:val="BodyText"/>
+      </w:pPr>
+      <w:r>
+        <w:t xml:space="preserve">알렉세이: 그럼 그 인쇄소 일은 이제 어떻게 하실 거래?</w:t>
+      </w:r>
+    </w:p>
+    <w:p>
+      <w:pPr>
+        <w:pStyle w:val="BodyText"/>
+      </w:pPr>
+      <w:r>
+        <w:t xml:space="preserve">도윤: 아침에 새 라벨 디자인이 나와. 보안 장치랑 홀로그램을 넣어서, 러시아만이 아니라 모든 나라용으로.</w:t>
+      </w:r>
+    </w:p>
+    <w:p>
+      <w:pPr>
+        <w:pStyle w:val="BodyText"/>
+      </w:pPr>
+      <w:r>
+        <w:t xml:space="preserve">알렉세이: 모든 나라용이라니 — 므이티시 카페의 상자 하나 때문에.</w:t>
+      </w:r>
+    </w:p>
+    <w:p>
+      <w:pPr>
+        <w:pStyle w:val="BodyText"/>
+      </w:pPr>
+      <w:r>
+        <w:t xml:space="preserve">도윤: 그 상자를 받지 않은 한 사람 때문에. 대표님이 한국어로 그렇게 말씀하셨고, 정확히 옮기는 거야.</w:t>
       </w:r>
     </w:p>
     <w:p>
@@ -4368,31 +4368,31 @@
         <w:pStyle w:val="BodyText"/>
       </w:pPr>
       <w:r>
-        <w:t xml:space="preserve">도윤: 알아. 대표님도 아셔. 이렇게 말씀하셨어: 「지금은 아니다. 먼저 — 공장」. 알아들었지?</w:t>
-      </w:r>
-    </w:p>
-    <w:p>
-      <w:pPr>
-        <w:pStyle w:val="BodyText"/>
-      </w:pPr>
-      <w:r>
-        <w:t xml:space="preserve">알렉세이: 알아들었어. 「먼저 — 공장」. 그분의 「아직은 아니다」구나.</w:t>
-      </w:r>
-    </w:p>
-    <w:p>
-      <w:pPr>
-        <w:pStyle w:val="BodyText"/>
-      </w:pPr>
-      <w:r>
-        <w:t xml:space="preserve">도윤: 가서 자, 료샤. 난 다시 공장에 가야 해. 커피를 부탁하셨어. 스무 시간째 안 주무셨어.</w:t>
-      </w:r>
-    </w:p>
-    <w:p>
-      <w:pPr>
-        <w:pStyle w:val="BodyText"/>
-      </w:pPr>
-      <w:r>
-        <w:t xml:space="preserve">알렉세이: 전해 줘… 아니. 아무것도 전하지 마. 그냥 커피 가져다 드려.</w:t>
+        <w:t xml:space="preserve">도윤: 알아, 대표님도 아셔. 이렇게 말씀하셨어: 「지금은 아니다. 먼저 — 공장」. 무슨 뜻인지 알지?</w:t>
+      </w:r>
+    </w:p>
+    <w:p>
+      <w:pPr>
+        <w:pStyle w:val="BodyText"/>
+      </w:pPr>
+      <w:r>
+        <w:t xml:space="preserve">알렉세이: 알아들었어. 「먼저 — 공장」은 그분의 「아직은 아니다」구나.</w:t>
+      </w:r>
+    </w:p>
+    <w:p>
+      <w:pPr>
+        <w:pStyle w:val="BodyText"/>
+      </w:pPr>
+      <w:r>
+        <w:t xml:space="preserve">도윤: 가서 자, 료샤. 난 다시 공장에 가야 해. 스무 시간째 안 주무셔서 커피를 부탁하셨어.</w:t>
+      </w:r>
+    </w:p>
+    <w:p>
+      <w:pPr>
+        <w:pStyle w:val="BodyText"/>
+      </w:pPr>
+      <w:r>
+        <w:t xml:space="preserve">알렉세이: 전해 줘… 아니, 아무것도 전하지 마. 그냥 커피 가져다 드려.</w:t>
       </w:r>
     </w:p>
     <w:bookmarkEnd w:id="37"/>
